--- a/Documents/final report.docx
+++ b/Documents/final report.docx
@@ -377,7 +377,7 @@
           <w:lang w:eastAsia="zh-TW"/>
         </w:rPr>
       </w:pPr>
-      <w:bookmarkStart w:id="0" w:name="_Toc230636286"/>
+      <w:bookmarkStart w:id="0" w:name="_Toc230640749"/>
       <w:r>
         <w:rPr>
           <w:rFonts w:asciiTheme="minorHAnsi" w:hAnsiTheme="minorHAnsi"/>
@@ -460,7 +460,7 @@
           <w:r>
             <w:fldChar w:fldCharType="separate"/>
           </w:r>
-          <w:hyperlink w:anchor="_Toc230636286" w:history="1">
+          <w:hyperlink w:anchor="_Toc230640749" w:history="1">
             <w:r>
               <w:rPr>
                 <w:rStyle w:val="ae"/>
@@ -510,7 +510,7 @@
                 <w:noProof/>
                 <w:webHidden/>
               </w:rPr>
-              <w:instrText xml:space="preserve"> PAGEREF _Toc230636286 \h </w:instrText>
+              <w:instrText xml:space="preserve"> PAGEREF _Toc230640749 \h </w:instrText>
             </w:r>
             <w:r>
               <w:rPr>
@@ -552,7 +552,7 @@
               <w:lang w:eastAsia="zh-TW"/>
             </w:rPr>
           </w:pPr>
-          <w:hyperlink w:anchor="_Toc230636287" w:history="1">
+          <w:hyperlink w:anchor="_Toc230640750" w:history="1">
             <w:r>
               <w:rPr>
                 <w:rStyle w:val="ae"/>
@@ -579,7 +579,7 @@
                 <w:noProof/>
                 <w:webHidden/>
               </w:rPr>
-              <w:instrText xml:space="preserve"> PAGEREF _Toc230636287 \h </w:instrText>
+              <w:instrText xml:space="preserve"> PAGEREF _Toc230640750 \h </w:instrText>
             </w:r>
             <w:r>
               <w:rPr>
@@ -621,7 +621,7 @@
               <w:lang w:eastAsia="zh-TW"/>
             </w:rPr>
           </w:pPr>
-          <w:hyperlink w:anchor="_Toc230636288" w:history="1">
+          <w:hyperlink w:anchor="_Toc230640751" w:history="1">
             <w:r>
               <w:rPr>
                 <w:rStyle w:val="ae"/>
@@ -648,7 +648,7 @@
                 <w:noProof/>
                 <w:webHidden/>
               </w:rPr>
-              <w:instrText xml:space="preserve"> PAGEREF _Toc230636288 \h </w:instrText>
+              <w:instrText xml:space="preserve"> PAGEREF _Toc230640751 \h </w:instrText>
             </w:r>
             <w:r>
               <w:rPr>
@@ -690,7 +690,7 @@
               <w:lang w:eastAsia="zh-TW"/>
             </w:rPr>
           </w:pPr>
-          <w:hyperlink w:anchor="_Toc230636289" w:history="1">
+          <w:hyperlink w:anchor="_Toc230640752" w:history="1">
             <w:r>
               <w:rPr>
                 <w:rStyle w:val="ae"/>
@@ -717,7 +717,7 @@
                 <w:noProof/>
                 <w:webHidden/>
               </w:rPr>
-              <w:instrText xml:space="preserve"> PAGEREF _Toc230636289 \h </w:instrText>
+              <w:instrText xml:space="preserve"> PAGEREF _Toc230640752 \h </w:instrText>
             </w:r>
             <w:r>
               <w:rPr>
@@ -759,7 +759,7 @@
               <w:lang w:eastAsia="zh-TW"/>
             </w:rPr>
           </w:pPr>
-          <w:hyperlink w:anchor="_Toc230636290" w:history="1">
+          <w:hyperlink w:anchor="_Toc230640753" w:history="1">
             <w:r>
               <w:rPr>
                 <w:rStyle w:val="ae"/>
@@ -786,7 +786,7 @@
                 <w:noProof/>
                 <w:webHidden/>
               </w:rPr>
-              <w:instrText xml:space="preserve"> PAGEREF _Toc230636290 \h </w:instrText>
+              <w:instrText xml:space="preserve"> PAGEREF _Toc230640753 \h </w:instrText>
             </w:r>
             <w:r>
               <w:rPr>
@@ -828,7 +828,7 @@
               <w:lang w:eastAsia="zh-TW"/>
             </w:rPr>
           </w:pPr>
-          <w:hyperlink w:anchor="_Toc230636291" w:history="1">
+          <w:hyperlink w:anchor="_Toc230640754" w:history="1">
             <w:r>
               <w:rPr>
                 <w:rStyle w:val="ae"/>
@@ -855,7 +855,7 @@
                 <w:noProof/>
                 <w:webHidden/>
               </w:rPr>
-              <w:instrText xml:space="preserve"> PAGEREF _Toc230636291 \h </w:instrText>
+              <w:instrText xml:space="preserve"> PAGEREF _Toc230640754 \h </w:instrText>
             </w:r>
             <w:r>
               <w:rPr>
@@ -897,7 +897,7 @@
               <w:lang w:eastAsia="zh-TW"/>
             </w:rPr>
           </w:pPr>
-          <w:hyperlink w:anchor="_Toc230636292" w:history="1">
+          <w:hyperlink w:anchor="_Toc230640755" w:history="1">
             <w:r>
               <w:rPr>
                 <w:rStyle w:val="ae"/>
@@ -939,7 +939,7 @@
                 <w:noProof/>
                 <w:webHidden/>
               </w:rPr>
-              <w:instrText xml:space="preserve"> PAGEREF _Toc230636292 \h </w:instrText>
+              <w:instrText xml:space="preserve"> PAGEREF _Toc230640755 \h </w:instrText>
             </w:r>
             <w:r>
               <w:rPr>
@@ -981,7 +981,7 @@
               <w:lang w:eastAsia="zh-TW"/>
             </w:rPr>
           </w:pPr>
-          <w:hyperlink w:anchor="_Toc230636293" w:history="1">
+          <w:hyperlink w:anchor="_Toc230640756" w:history="1">
             <w:r>
               <w:rPr>
                 <w:rStyle w:val="ae"/>
@@ -1008,7 +1008,7 @@
                 <w:noProof/>
                 <w:webHidden/>
               </w:rPr>
-              <w:instrText xml:space="preserve"> PAGEREF _Toc230636293 \h </w:instrText>
+              <w:instrText xml:space="preserve"> PAGEREF _Toc230640756 \h </w:instrText>
             </w:r>
             <w:r>
               <w:rPr>
@@ -1050,7 +1050,7 @@
               <w:lang w:eastAsia="zh-TW"/>
             </w:rPr>
           </w:pPr>
-          <w:hyperlink w:anchor="_Toc230636294" w:history="1">
+          <w:hyperlink w:anchor="_Toc230640757" w:history="1">
             <w:r>
               <w:rPr>
                 <w:rStyle w:val="ae"/>
@@ -1077,7 +1077,7 @@
                 <w:noProof/>
                 <w:webHidden/>
               </w:rPr>
-              <w:instrText xml:space="preserve"> PAGEREF _Toc230636294 \h </w:instrText>
+              <w:instrText xml:space="preserve"> PAGEREF _Toc230640757 \h </w:instrText>
             </w:r>
             <w:r>
               <w:rPr>
@@ -1119,7 +1119,7 @@
               <w:lang w:eastAsia="zh-TW"/>
             </w:rPr>
           </w:pPr>
-          <w:hyperlink w:anchor="_Toc230636295" w:history="1">
+          <w:hyperlink w:anchor="_Toc230640758" w:history="1">
             <w:r>
               <w:rPr>
                 <w:rStyle w:val="ae"/>
@@ -1146,7 +1146,7 @@
                 <w:noProof/>
                 <w:webHidden/>
               </w:rPr>
-              <w:instrText xml:space="preserve"> PAGEREF _Toc230636295 \h </w:instrText>
+              <w:instrText xml:space="preserve"> PAGEREF _Toc230640758 \h </w:instrText>
             </w:r>
             <w:r>
               <w:rPr>
@@ -1188,7 +1188,7 @@
               <w:lang w:eastAsia="zh-TW"/>
             </w:rPr>
           </w:pPr>
-          <w:hyperlink w:anchor="_Toc230636296" w:history="1">
+          <w:hyperlink w:anchor="_Toc230640759" w:history="1">
             <w:r>
               <w:rPr>
                 <w:rStyle w:val="ae"/>
@@ -1215,7 +1215,7 @@
                 <w:noProof/>
                 <w:webHidden/>
               </w:rPr>
-              <w:instrText xml:space="preserve"> PAGEREF _Toc230636296 \h </w:instrText>
+              <w:instrText xml:space="preserve"> PAGEREF _Toc230640759 \h </w:instrText>
             </w:r>
             <w:r>
               <w:rPr>
@@ -1257,7 +1257,7 @@
               <w:lang w:eastAsia="zh-TW"/>
             </w:rPr>
           </w:pPr>
-          <w:hyperlink w:anchor="_Toc230636297" w:history="1">
+          <w:hyperlink w:anchor="_Toc230640760" w:history="1">
             <w:r>
               <w:rPr>
                 <w:rStyle w:val="ae"/>
@@ -1284,7 +1284,7 @@
                 <w:noProof/>
                 <w:webHidden/>
               </w:rPr>
-              <w:instrText xml:space="preserve"> PAGEREF _Toc230636297 \h </w:instrText>
+              <w:instrText xml:space="preserve"> PAGEREF _Toc230640760 \h </w:instrText>
             </w:r>
             <w:r>
               <w:rPr>
@@ -1326,7 +1326,7 @@
               <w:lang w:eastAsia="zh-TW"/>
             </w:rPr>
           </w:pPr>
-          <w:hyperlink w:anchor="_Toc230636298" w:history="1">
+          <w:hyperlink w:anchor="_Toc230640761" w:history="1">
             <w:r>
               <w:rPr>
                 <w:rStyle w:val="ae"/>
@@ -1353,7 +1353,7 @@
                 <w:noProof/>
                 <w:webHidden/>
               </w:rPr>
-              <w:instrText xml:space="preserve"> PAGEREF _Toc230636298 \h </w:instrText>
+              <w:instrText xml:space="preserve"> PAGEREF _Toc230640761 \h </w:instrText>
             </w:r>
             <w:r>
               <w:rPr>
@@ -1395,7 +1395,7 @@
               <w:lang w:eastAsia="zh-TW"/>
             </w:rPr>
           </w:pPr>
-          <w:hyperlink w:anchor="_Toc230636299" w:history="1">
+          <w:hyperlink w:anchor="_Toc230640762" w:history="1">
             <w:r>
               <w:rPr>
                 <w:rStyle w:val="ae"/>
@@ -1422,7 +1422,7 @@
                 <w:noProof/>
                 <w:webHidden/>
               </w:rPr>
-              <w:instrText xml:space="preserve"> PAGEREF _Toc230636299 \h </w:instrText>
+              <w:instrText xml:space="preserve"> PAGEREF _Toc230640762 \h </w:instrText>
             </w:r>
             <w:r>
               <w:rPr>
@@ -1464,7 +1464,7 @@
               <w:lang w:eastAsia="zh-TW"/>
             </w:rPr>
           </w:pPr>
-          <w:hyperlink w:anchor="_Toc230636300" w:history="1">
+          <w:hyperlink w:anchor="_Toc230640763" w:history="1">
             <w:r>
               <w:rPr>
                 <w:rStyle w:val="ae"/>
@@ -1491,7 +1491,7 @@
                 <w:noProof/>
                 <w:webHidden/>
               </w:rPr>
-              <w:instrText xml:space="preserve"> PAGEREF _Toc230636300 \h </w:instrText>
+              <w:instrText xml:space="preserve"> PAGEREF _Toc230640763 \h </w:instrText>
             </w:r>
             <w:r>
               <w:rPr>
@@ -1533,7 +1533,7 @@
               <w:lang w:eastAsia="zh-TW"/>
             </w:rPr>
           </w:pPr>
-          <w:hyperlink w:anchor="_Toc230636301" w:history="1">
+          <w:hyperlink w:anchor="_Toc230640764" w:history="1">
             <w:r>
               <w:rPr>
                 <w:rStyle w:val="ae"/>
@@ -1560,7 +1560,7 @@
                 <w:noProof/>
                 <w:webHidden/>
               </w:rPr>
-              <w:instrText xml:space="preserve"> PAGEREF _Toc230636301 \h </w:instrText>
+              <w:instrText xml:space="preserve"> PAGEREF _Toc230640764 \h </w:instrText>
             </w:r>
             <w:r>
               <w:rPr>
@@ -1602,7 +1602,7 @@
               <w:lang w:eastAsia="zh-TW"/>
             </w:rPr>
           </w:pPr>
-          <w:hyperlink w:anchor="_Toc230636302" w:history="1">
+          <w:hyperlink w:anchor="_Toc230640765" w:history="1">
             <w:r>
               <w:rPr>
                 <w:rStyle w:val="ae"/>
@@ -1629,7 +1629,7 @@
                 <w:noProof/>
                 <w:webHidden/>
               </w:rPr>
-              <w:instrText xml:space="preserve"> PAGEREF _Toc230636302 \h </w:instrText>
+              <w:instrText xml:space="preserve"> PAGEREF _Toc230640765 \h </w:instrText>
             </w:r>
             <w:r>
               <w:rPr>
@@ -1671,7 +1671,7 @@
               <w:lang w:eastAsia="zh-TW"/>
             </w:rPr>
           </w:pPr>
-          <w:hyperlink w:anchor="_Toc230636303" w:history="1">
+          <w:hyperlink w:anchor="_Toc230640766" w:history="1">
             <w:r>
               <w:rPr>
                 <w:rStyle w:val="ae"/>
@@ -1698,7 +1698,7 @@
                 <w:noProof/>
                 <w:webHidden/>
               </w:rPr>
-              <w:instrText xml:space="preserve"> PAGEREF _Toc230636303 \h </w:instrText>
+              <w:instrText xml:space="preserve"> PAGEREF _Toc230640766 \h </w:instrText>
             </w:r>
             <w:r>
               <w:rPr>
@@ -1740,7 +1740,7 @@
               <w:lang w:eastAsia="zh-TW"/>
             </w:rPr>
           </w:pPr>
-          <w:hyperlink w:anchor="_Toc230636304" w:history="1">
+          <w:hyperlink w:anchor="_Toc230640767" w:history="1">
             <w:r>
               <w:rPr>
                 <w:rStyle w:val="ae"/>
@@ -1767,7 +1767,7 @@
                 <w:noProof/>
                 <w:webHidden/>
               </w:rPr>
-              <w:instrText xml:space="preserve"> PAGEREF _Toc230636304 \h </w:instrText>
+              <w:instrText xml:space="preserve"> PAGEREF _Toc230640767 \h </w:instrText>
             </w:r>
             <w:r>
               <w:rPr>
@@ -1809,7 +1809,7 @@
               <w:lang w:eastAsia="zh-TW"/>
             </w:rPr>
           </w:pPr>
-          <w:hyperlink w:anchor="_Toc230636305" w:history="1">
+          <w:hyperlink w:anchor="_Toc230640768" w:history="1">
             <w:r>
               <w:rPr>
                 <w:rStyle w:val="ae"/>
@@ -1836,7 +1836,7 @@
                 <w:noProof/>
                 <w:webHidden/>
               </w:rPr>
-              <w:instrText xml:space="preserve"> PAGEREF _Toc230636305 \h </w:instrText>
+              <w:instrText xml:space="preserve"> PAGEREF _Toc230640768 \h </w:instrText>
             </w:r>
             <w:r>
               <w:rPr>
@@ -1878,7 +1878,7 @@
               <w:lang w:eastAsia="zh-TW"/>
             </w:rPr>
           </w:pPr>
-          <w:hyperlink w:anchor="_Toc230636306" w:history="1">
+          <w:hyperlink w:anchor="_Toc230640769" w:history="1">
             <w:r>
               <w:rPr>
                 <w:rStyle w:val="ae"/>
@@ -1905,7 +1905,7 @@
                 <w:noProof/>
                 <w:webHidden/>
               </w:rPr>
-              <w:instrText xml:space="preserve"> PAGEREF _Toc230636306 \h </w:instrText>
+              <w:instrText xml:space="preserve"> PAGEREF _Toc230640769 \h </w:instrText>
             </w:r>
             <w:r>
               <w:rPr>
@@ -1947,7 +1947,7 @@
               <w:lang w:eastAsia="zh-TW"/>
             </w:rPr>
           </w:pPr>
-          <w:hyperlink w:anchor="_Toc230636307" w:history="1">
+          <w:hyperlink w:anchor="_Toc230640770" w:history="1">
             <w:r>
               <w:rPr>
                 <w:rStyle w:val="ae"/>
@@ -1974,7 +1974,7 @@
                 <w:noProof/>
                 <w:webHidden/>
               </w:rPr>
-              <w:instrText xml:space="preserve"> PAGEREF _Toc230636307 \h </w:instrText>
+              <w:instrText xml:space="preserve"> PAGEREF _Toc230640770 \h </w:instrText>
             </w:r>
             <w:r>
               <w:rPr>
@@ -2016,7 +2016,7 @@
               <w:lang w:eastAsia="zh-TW"/>
             </w:rPr>
           </w:pPr>
-          <w:hyperlink w:anchor="_Toc230636308" w:history="1">
+          <w:hyperlink w:anchor="_Toc230640771" w:history="1">
             <w:r>
               <w:rPr>
                 <w:rStyle w:val="ae"/>
@@ -2043,7 +2043,7 @@
                 <w:noProof/>
                 <w:webHidden/>
               </w:rPr>
-              <w:instrText xml:space="preserve"> PAGEREF _Toc230636308 \h </w:instrText>
+              <w:instrText xml:space="preserve"> PAGEREF _Toc230640771 \h </w:instrText>
             </w:r>
             <w:r>
               <w:rPr>
@@ -2085,7 +2085,7 @@
               <w:lang w:eastAsia="zh-TW"/>
             </w:rPr>
           </w:pPr>
-          <w:hyperlink w:anchor="_Toc230636309" w:history="1">
+          <w:hyperlink w:anchor="_Toc230640772" w:history="1">
             <w:r>
               <w:rPr>
                 <w:rStyle w:val="ae"/>
@@ -2112,7 +2112,7 @@
                 <w:noProof/>
                 <w:webHidden/>
               </w:rPr>
-              <w:instrText xml:space="preserve"> PAGEREF _Toc230636309 \h </w:instrText>
+              <w:instrText xml:space="preserve"> PAGEREF _Toc230640772 \h </w:instrText>
             </w:r>
             <w:r>
               <w:rPr>
@@ -2154,7 +2154,7 @@
               <w:lang w:eastAsia="zh-TW"/>
             </w:rPr>
           </w:pPr>
-          <w:hyperlink w:anchor="_Toc230636310" w:history="1">
+          <w:hyperlink w:anchor="_Toc230640773" w:history="1">
             <w:r>
               <w:rPr>
                 <w:rStyle w:val="ae"/>
@@ -2181,7 +2181,7 @@
                 <w:noProof/>
                 <w:webHidden/>
               </w:rPr>
-              <w:instrText xml:space="preserve"> PAGEREF _Toc230636310 \h </w:instrText>
+              <w:instrText xml:space="preserve"> PAGEREF _Toc230640773 \h </w:instrText>
             </w:r>
             <w:r>
               <w:rPr>
@@ -2223,7 +2223,7 @@
               <w:lang w:eastAsia="zh-TW"/>
             </w:rPr>
           </w:pPr>
-          <w:hyperlink w:anchor="_Toc230636311" w:history="1">
+          <w:hyperlink w:anchor="_Toc230640774" w:history="1">
             <w:r>
               <w:rPr>
                 <w:rStyle w:val="ae"/>
@@ -2250,7 +2250,7 @@
                 <w:noProof/>
                 <w:webHidden/>
               </w:rPr>
-              <w:instrText xml:space="preserve"> PAGEREF _Toc230636311 \h </w:instrText>
+              <w:instrText xml:space="preserve"> PAGEREF _Toc230640774 \h </w:instrText>
             </w:r>
             <w:r>
               <w:rPr>
@@ -2292,7 +2292,7 @@
               <w:lang w:eastAsia="zh-TW"/>
             </w:rPr>
           </w:pPr>
-          <w:hyperlink w:anchor="_Toc230636312" w:history="1">
+          <w:hyperlink w:anchor="_Toc230640775" w:history="1">
             <w:r>
               <w:rPr>
                 <w:rStyle w:val="ae"/>
@@ -2319,7 +2319,7 @@
                 <w:noProof/>
                 <w:webHidden/>
               </w:rPr>
-              <w:instrText xml:space="preserve"> PAGEREF _Toc230636312 \h </w:instrText>
+              <w:instrText xml:space="preserve"> PAGEREF _Toc230640775 \h </w:instrText>
             </w:r>
             <w:r>
               <w:rPr>
@@ -2361,7 +2361,7 @@
               <w:lang w:eastAsia="zh-TW"/>
             </w:rPr>
           </w:pPr>
-          <w:hyperlink w:anchor="_Toc230636313" w:history="1">
+          <w:hyperlink w:anchor="_Toc230640776" w:history="1">
             <w:r>
               <w:rPr>
                 <w:rStyle w:val="ae"/>
@@ -2388,7 +2388,7 @@
                 <w:noProof/>
                 <w:webHidden/>
               </w:rPr>
-              <w:instrText xml:space="preserve"> PAGEREF _Toc230636313 \h </w:instrText>
+              <w:instrText xml:space="preserve"> PAGEREF _Toc230640776 \h </w:instrText>
             </w:r>
             <w:r>
               <w:rPr>
@@ -2430,7 +2430,7 @@
               <w:lang w:eastAsia="zh-TW"/>
             </w:rPr>
           </w:pPr>
-          <w:hyperlink w:anchor="_Toc230636314" w:history="1">
+          <w:hyperlink w:anchor="_Toc230640777" w:history="1">
             <w:r>
               <w:rPr>
                 <w:rStyle w:val="ae"/>
@@ -2457,7 +2457,7 @@
                 <w:noProof/>
                 <w:webHidden/>
               </w:rPr>
-              <w:instrText xml:space="preserve"> PAGEREF _Toc230636314 \h </w:instrText>
+              <w:instrText xml:space="preserve"> PAGEREF _Toc230640777 \h </w:instrText>
             </w:r>
             <w:r>
               <w:rPr>
@@ -2499,7 +2499,7 @@
               <w:lang w:eastAsia="zh-TW"/>
             </w:rPr>
           </w:pPr>
-          <w:hyperlink w:anchor="_Toc230636315" w:history="1">
+          <w:hyperlink w:anchor="_Toc230640778" w:history="1">
             <w:r>
               <w:rPr>
                 <w:rStyle w:val="ae"/>
@@ -2526,7 +2526,7 @@
                 <w:noProof/>
                 <w:webHidden/>
               </w:rPr>
-              <w:instrText xml:space="preserve"> PAGEREF _Toc230636315 \h </w:instrText>
+              <w:instrText xml:space="preserve"> PAGEREF _Toc230640778 \h </w:instrText>
             </w:r>
             <w:r>
               <w:rPr>
@@ -2568,7 +2568,7 @@
               <w:lang w:eastAsia="zh-TW"/>
             </w:rPr>
           </w:pPr>
-          <w:hyperlink w:anchor="_Toc230636316" w:history="1">
+          <w:hyperlink w:anchor="_Toc230640779" w:history="1">
             <w:r>
               <w:rPr>
                 <w:rStyle w:val="ae"/>
@@ -2595,7 +2595,7 @@
                 <w:noProof/>
                 <w:webHidden/>
               </w:rPr>
-              <w:instrText xml:space="preserve"> PAGEREF _Toc230636316 \h </w:instrText>
+              <w:instrText xml:space="preserve"> PAGEREF _Toc230640779 \h </w:instrText>
             </w:r>
             <w:r>
               <w:rPr>
@@ -2637,7 +2637,7 @@
               <w:lang w:eastAsia="zh-TW"/>
             </w:rPr>
           </w:pPr>
-          <w:hyperlink w:anchor="_Toc230636317" w:history="1">
+          <w:hyperlink w:anchor="_Toc230640780" w:history="1">
             <w:r>
               <w:rPr>
                 <w:rStyle w:val="ae"/>
@@ -2665,7 +2665,7 @@
                 <w:noProof/>
                 <w:webHidden/>
               </w:rPr>
-              <w:instrText xml:space="preserve"> PAGEREF _Toc230636317 \h </w:instrText>
+              <w:instrText xml:space="preserve"> PAGEREF _Toc230640780 \h </w:instrText>
             </w:r>
             <w:r>
               <w:rPr>
@@ -2707,7 +2707,7 @@
               <w:lang w:eastAsia="zh-TW"/>
             </w:rPr>
           </w:pPr>
-          <w:hyperlink w:anchor="_Toc230636318" w:history="1">
+          <w:hyperlink w:anchor="_Toc230640781" w:history="1">
             <w:r>
               <w:rPr>
                 <w:rStyle w:val="ae"/>
@@ -2749,7 +2749,7 @@
                 <w:noProof/>
                 <w:webHidden/>
               </w:rPr>
-              <w:instrText xml:space="preserve"> PAGEREF _Toc230636318 \h </w:instrText>
+              <w:instrText xml:space="preserve"> PAGEREF _Toc230640781 \h </w:instrText>
             </w:r>
             <w:r>
               <w:rPr>
@@ -2791,7 +2791,7 @@
               <w:lang w:eastAsia="zh-TW"/>
             </w:rPr>
           </w:pPr>
-          <w:hyperlink w:anchor="_Toc230636319" w:history="1">
+          <w:hyperlink w:anchor="_Toc230640782" w:history="1">
             <w:r>
               <w:rPr>
                 <w:rStyle w:val="ae"/>
@@ -2818,7 +2818,7 @@
                 <w:noProof/>
                 <w:webHidden/>
               </w:rPr>
-              <w:instrText xml:space="preserve"> PAGEREF _Toc230636319 \h </w:instrText>
+              <w:instrText xml:space="preserve"> PAGEREF _Toc230640782 \h </w:instrText>
             </w:r>
             <w:r>
               <w:rPr>
@@ -2860,7 +2860,7 @@
               <w:lang w:eastAsia="zh-TW"/>
             </w:rPr>
           </w:pPr>
-          <w:hyperlink w:anchor="_Toc230636320" w:history="1">
+          <w:hyperlink w:anchor="_Toc230640783" w:history="1">
             <w:r>
               <w:rPr>
                 <w:rStyle w:val="ae"/>
@@ -2887,7 +2887,7 @@
                 <w:noProof/>
                 <w:webHidden/>
               </w:rPr>
-              <w:instrText xml:space="preserve"> PAGEREF _Toc230636320 \h </w:instrText>
+              <w:instrText xml:space="preserve"> PAGEREF _Toc230640783 \h </w:instrText>
             </w:r>
             <w:r>
               <w:rPr>
@@ -2929,7 +2929,7 @@
               <w:lang w:eastAsia="zh-TW"/>
             </w:rPr>
           </w:pPr>
-          <w:hyperlink w:anchor="_Toc230636321" w:history="1">
+          <w:hyperlink w:anchor="_Toc230640784" w:history="1">
             <w:r>
               <w:rPr>
                 <w:rStyle w:val="ae"/>
@@ -2956,7 +2956,7 @@
                 <w:noProof/>
                 <w:webHidden/>
               </w:rPr>
-              <w:instrText xml:space="preserve"> PAGEREF _Toc230636321 \h </w:instrText>
+              <w:instrText xml:space="preserve"> PAGEREF _Toc230640784 \h </w:instrText>
             </w:r>
             <w:r>
               <w:rPr>
@@ -2998,7 +2998,7 @@
               <w:lang w:eastAsia="zh-TW"/>
             </w:rPr>
           </w:pPr>
-          <w:hyperlink w:anchor="_Toc230636322" w:history="1">
+          <w:hyperlink w:anchor="_Toc230640785" w:history="1">
             <w:r>
               <w:rPr>
                 <w:rStyle w:val="ae"/>
@@ -3025,7 +3025,7 @@
                 <w:noProof/>
                 <w:webHidden/>
               </w:rPr>
-              <w:instrText xml:space="preserve"> PAGEREF _Toc230636322 \h </w:instrText>
+              <w:instrText xml:space="preserve"> PAGEREF _Toc230640785 \h </w:instrText>
             </w:r>
             <w:r>
               <w:rPr>
@@ -3067,7 +3067,7 @@
               <w:lang w:eastAsia="zh-TW"/>
             </w:rPr>
           </w:pPr>
-          <w:hyperlink w:anchor="_Toc230636323" w:history="1">
+          <w:hyperlink w:anchor="_Toc230640786" w:history="1">
             <w:r>
               <w:rPr>
                 <w:rStyle w:val="ae"/>
@@ -3094,7 +3094,7 @@
                 <w:noProof/>
                 <w:webHidden/>
               </w:rPr>
-              <w:instrText xml:space="preserve"> PAGEREF _Toc230636323 \h </w:instrText>
+              <w:instrText xml:space="preserve"> PAGEREF _Toc230640786 \h </w:instrText>
             </w:r>
             <w:r>
               <w:rPr>
@@ -3136,7 +3136,7 @@
               <w:lang w:eastAsia="zh-TW"/>
             </w:rPr>
           </w:pPr>
-          <w:hyperlink w:anchor="_Toc230636324" w:history="1">
+          <w:hyperlink w:anchor="_Toc230640787" w:history="1">
             <w:r>
               <w:rPr>
                 <w:rStyle w:val="ae"/>
@@ -3163,7 +3163,7 @@
                 <w:noProof/>
                 <w:webHidden/>
               </w:rPr>
-              <w:instrText xml:space="preserve"> PAGEREF _Toc230636324 \h </w:instrText>
+              <w:instrText xml:space="preserve"> PAGEREF _Toc230640787 \h </w:instrText>
             </w:r>
             <w:r>
               <w:rPr>
@@ -3205,7 +3205,7 @@
               <w:lang w:eastAsia="zh-TW"/>
             </w:rPr>
           </w:pPr>
-          <w:hyperlink w:anchor="_Toc230636325" w:history="1">
+          <w:hyperlink w:anchor="_Toc230640788" w:history="1">
             <w:r>
               <w:rPr>
                 <w:rStyle w:val="ae"/>
@@ -3232,7 +3232,7 @@
                 <w:noProof/>
                 <w:webHidden/>
               </w:rPr>
-              <w:instrText xml:space="preserve"> PAGEREF _Toc230636325 \h </w:instrText>
+              <w:instrText xml:space="preserve"> PAGEREF _Toc230640788 \h </w:instrText>
             </w:r>
             <w:r>
               <w:rPr>
@@ -3274,7 +3274,7 @@
               <w:lang w:eastAsia="zh-TW"/>
             </w:rPr>
           </w:pPr>
-          <w:hyperlink w:anchor="_Toc230636326" w:history="1">
+          <w:hyperlink w:anchor="_Toc230640789" w:history="1">
             <w:r>
               <w:rPr>
                 <w:rStyle w:val="ae"/>
@@ -3301,7 +3301,7 @@
                 <w:noProof/>
                 <w:webHidden/>
               </w:rPr>
-              <w:instrText xml:space="preserve"> PAGEREF _Toc230636326 \h </w:instrText>
+              <w:instrText xml:space="preserve"> PAGEREF _Toc230640789 \h </w:instrText>
             </w:r>
             <w:r>
               <w:rPr>
@@ -3343,7 +3343,7 @@
               <w:lang w:eastAsia="zh-TW"/>
             </w:rPr>
           </w:pPr>
-          <w:hyperlink w:anchor="_Toc230636327" w:history="1">
+          <w:hyperlink w:anchor="_Toc230640790" w:history="1">
             <w:r>
               <w:rPr>
                 <w:rStyle w:val="ae"/>
@@ -3370,7 +3370,7 @@
                 <w:noProof/>
                 <w:webHidden/>
               </w:rPr>
-              <w:instrText xml:space="preserve"> PAGEREF _Toc230636327 \h </w:instrText>
+              <w:instrText xml:space="preserve"> PAGEREF _Toc230640790 \h </w:instrText>
             </w:r>
             <w:r>
               <w:rPr>
@@ -3412,7 +3412,7 @@
               <w:lang w:eastAsia="zh-TW"/>
             </w:rPr>
           </w:pPr>
-          <w:hyperlink w:anchor="_Toc230636328" w:history="1">
+          <w:hyperlink w:anchor="_Toc230640791" w:history="1">
             <w:r>
               <w:rPr>
                 <w:rStyle w:val="ae"/>
@@ -3439,7 +3439,7 @@
                 <w:noProof/>
                 <w:webHidden/>
               </w:rPr>
-              <w:instrText xml:space="preserve"> PAGEREF _Toc230636328 \h </w:instrText>
+              <w:instrText xml:space="preserve"> PAGEREF _Toc230640791 \h </w:instrText>
             </w:r>
             <w:r>
               <w:rPr>
@@ -3481,7 +3481,7 @@
               <w:lang w:eastAsia="zh-TW"/>
             </w:rPr>
           </w:pPr>
-          <w:hyperlink w:anchor="_Toc230636329" w:history="1">
+          <w:hyperlink w:anchor="_Toc230640792" w:history="1">
             <w:r>
               <w:rPr>
                 <w:rStyle w:val="ae"/>
@@ -3508,7 +3508,7 @@
                 <w:noProof/>
                 <w:webHidden/>
               </w:rPr>
-              <w:instrText xml:space="preserve"> PAGEREF _Toc230636329 \h </w:instrText>
+              <w:instrText xml:space="preserve"> PAGEREF _Toc230640792 \h </w:instrText>
             </w:r>
             <w:r>
               <w:rPr>
@@ -3550,7 +3550,7 @@
               <w:lang w:eastAsia="zh-TW"/>
             </w:rPr>
           </w:pPr>
-          <w:hyperlink w:anchor="_Toc230636330" w:history="1">
+          <w:hyperlink w:anchor="_Toc230640793" w:history="1">
             <w:r>
               <w:rPr>
                 <w:rStyle w:val="ae"/>
@@ -3577,7 +3577,7 @@
                 <w:noProof/>
                 <w:webHidden/>
               </w:rPr>
-              <w:instrText xml:space="preserve"> PAGEREF _Toc230636330 \h </w:instrText>
+              <w:instrText xml:space="preserve"> PAGEREF _Toc230640793 \h </w:instrText>
             </w:r>
             <w:r>
               <w:rPr>
@@ -3619,7 +3619,7 @@
               <w:lang w:eastAsia="zh-TW"/>
             </w:rPr>
           </w:pPr>
-          <w:hyperlink w:anchor="_Toc230636331" w:history="1">
+          <w:hyperlink w:anchor="_Toc230640794" w:history="1">
             <w:r>
               <w:rPr>
                 <w:rStyle w:val="ae"/>
@@ -3646,7 +3646,7 @@
                 <w:noProof/>
                 <w:webHidden/>
               </w:rPr>
-              <w:instrText xml:space="preserve"> PAGEREF _Toc230636331 \h </w:instrText>
+              <w:instrText xml:space="preserve"> PAGEREF _Toc230640794 \h </w:instrText>
             </w:r>
             <w:r>
               <w:rPr>
@@ -3667,6 +3667,75 @@
                 <w:webHidden/>
               </w:rPr>
               <w:t>60</w:t>
+            </w:r>
+            <w:r>
+              <w:rPr>
+                <w:noProof/>
+                <w:webHidden/>
+              </w:rPr>
+              <w:fldChar w:fldCharType="end"/>
+            </w:r>
+          </w:hyperlink>
+        </w:p>
+        <w:p>
+          <w:pPr>
+            <w:pStyle w:val="11"/>
+            <w:tabs>
+              <w:tab w:val="right" w:leader="dot" w:pos="8630"/>
+            </w:tabs>
+            <w:rPr>
+              <w:noProof/>
+              <w:lang w:eastAsia="zh-TW"/>
+            </w:rPr>
+          </w:pPr>
+          <w:hyperlink w:anchor="_Toc230640795" w:history="1">
+            <w:r>
+              <w:rPr>
+                <w:rStyle w:val="ae"/>
+                <w:noProof/>
+              </w:rPr>
+              <w:t>Student Declaration of AI Tool use in this Assessment</w:t>
+            </w:r>
+            <w:r>
+              <w:rPr>
+                <w:noProof/>
+                <w:webHidden/>
+              </w:rPr>
+              <w:tab/>
+            </w:r>
+            <w:r>
+              <w:rPr>
+                <w:noProof/>
+                <w:webHidden/>
+              </w:rPr>
+              <w:fldChar w:fldCharType="begin"/>
+            </w:r>
+            <w:r>
+              <w:rPr>
+                <w:noProof/>
+                <w:webHidden/>
+              </w:rPr>
+              <w:instrText xml:space="preserve"> PAGEREF _Toc230640795 \h </w:instrText>
+            </w:r>
+            <w:r>
+              <w:rPr>
+                <w:noProof/>
+                <w:webHidden/>
+              </w:rPr>
+            </w:r>
+            <w:r>
+              <w:rPr>
+                <w:noProof/>
+                <w:webHidden/>
+              </w:rPr>
+              <w:fldChar w:fldCharType="separate"/>
+            </w:r>
+            <w:r>
+              <w:rPr>
+                <w:noProof/>
+                <w:webHidden/>
+              </w:rPr>
+              <w:t>61</w:t>
             </w:r>
             <w:r>
               <w:rPr>
@@ -3716,7 +3785,7 @@
           <w:rFonts w:asciiTheme="minorHAnsi" w:hAnsiTheme="minorHAnsi"/>
         </w:rPr>
       </w:pPr>
-      <w:bookmarkStart w:id="1" w:name="_Toc230636287"/>
+      <w:bookmarkStart w:id="1" w:name="_Toc230640750"/>
       <w:r>
         <w:rPr>
           <w:rFonts w:asciiTheme="minorHAnsi" w:hAnsiTheme="minorHAnsi"/>
@@ -3811,7 +3880,7 @@
           <w:rFonts w:asciiTheme="minorHAnsi" w:hAnsiTheme="minorHAnsi"/>
         </w:rPr>
       </w:pPr>
-      <w:bookmarkStart w:id="2" w:name="_Toc230636288"/>
+      <w:bookmarkStart w:id="2" w:name="_Toc230640751"/>
       <w:r>
         <w:rPr>
           <w:rFonts w:asciiTheme="minorHAnsi" w:hAnsiTheme="minorHAnsi"/>
@@ -4046,7 +4115,7 @@
           <w:rFonts w:asciiTheme="minorHAnsi" w:hAnsiTheme="minorHAnsi"/>
         </w:rPr>
       </w:pPr>
-      <w:bookmarkStart w:id="3" w:name="_Toc230636289"/>
+      <w:bookmarkStart w:id="3" w:name="_Toc230640752"/>
       <w:r>
         <w:rPr>
           <w:rFonts w:asciiTheme="minorHAnsi" w:hAnsiTheme="minorHAnsi"/>
@@ -4063,7 +4132,7 @@
           <w:rFonts w:asciiTheme="minorHAnsi" w:hAnsiTheme="minorHAnsi"/>
         </w:rPr>
       </w:pPr>
-      <w:bookmarkStart w:id="4" w:name="_Toc230636290"/>
+      <w:bookmarkStart w:id="4" w:name="_Toc230640753"/>
       <w:r>
         <w:rPr>
           <w:rFonts w:asciiTheme="minorHAnsi" w:hAnsiTheme="minorHAnsi"/>
@@ -4136,7 +4205,7 @@
           <w:rFonts w:asciiTheme="minorHAnsi" w:hAnsiTheme="minorHAnsi"/>
         </w:rPr>
       </w:pPr>
-      <w:bookmarkStart w:id="5" w:name="_Toc230636291"/>
+      <w:bookmarkStart w:id="5" w:name="_Toc230640754"/>
       <w:r>
         <w:rPr>
           <w:rFonts w:asciiTheme="minorHAnsi" w:hAnsiTheme="minorHAnsi"/>
@@ -4208,7 +4277,7 @@
           <w:rFonts w:asciiTheme="minorHAnsi" w:hAnsiTheme="minorHAnsi"/>
         </w:rPr>
       </w:pPr>
-      <w:bookmarkStart w:id="6" w:name="_Toc230636292"/>
+      <w:bookmarkStart w:id="6" w:name="_Toc230640755"/>
       <w:r>
         <w:rPr>
           <w:rFonts w:asciiTheme="minorHAnsi" w:hAnsiTheme="minorHAnsi"/>
@@ -4312,7 +4381,7 @@
           <w:rFonts w:asciiTheme="minorHAnsi" w:hAnsiTheme="minorHAnsi"/>
         </w:rPr>
       </w:pPr>
-      <w:bookmarkStart w:id="7" w:name="_Toc230636293"/>
+      <w:bookmarkStart w:id="7" w:name="_Toc230640756"/>
       <w:r>
         <w:rPr>
           <w:rFonts w:asciiTheme="minorHAnsi" w:hAnsiTheme="minorHAnsi"/>
@@ -4358,7 +4427,7 @@
           <w:rFonts w:asciiTheme="minorHAnsi" w:hAnsiTheme="minorHAnsi"/>
         </w:rPr>
       </w:pPr>
-      <w:bookmarkStart w:id="8" w:name="_Toc230636294"/>
+      <w:bookmarkStart w:id="8" w:name="_Toc230640757"/>
       <w:r>
         <w:rPr>
           <w:rFonts w:asciiTheme="minorHAnsi" w:hAnsiTheme="minorHAnsi"/>
@@ -4439,7 +4508,7 @@
           <w:rFonts w:asciiTheme="minorHAnsi" w:hAnsiTheme="minorHAnsi"/>
         </w:rPr>
       </w:pPr>
-      <w:bookmarkStart w:id="9" w:name="_Toc230636295"/>
+      <w:bookmarkStart w:id="9" w:name="_Toc230640758"/>
       <w:r>
         <w:rPr>
           <w:rFonts w:asciiTheme="minorHAnsi" w:hAnsiTheme="minorHAnsi"/>
@@ -4545,7 +4614,7 @@
           <w:rFonts w:asciiTheme="minorHAnsi" w:hAnsiTheme="minorHAnsi"/>
         </w:rPr>
       </w:pPr>
-      <w:bookmarkStart w:id="10" w:name="_Toc230636296"/>
+      <w:bookmarkStart w:id="10" w:name="_Toc230640759"/>
       <w:r>
         <w:rPr>
           <w:rFonts w:asciiTheme="minorHAnsi" w:hAnsiTheme="minorHAnsi"/>
@@ -4562,7 +4631,7 @@
           <w:rFonts w:asciiTheme="minorHAnsi" w:hAnsiTheme="minorHAnsi"/>
         </w:rPr>
       </w:pPr>
-      <w:bookmarkStart w:id="11" w:name="_Toc230636297"/>
+      <w:bookmarkStart w:id="11" w:name="_Toc230640760"/>
       <w:r>
         <w:rPr>
           <w:rFonts w:asciiTheme="minorHAnsi" w:hAnsiTheme="minorHAnsi"/>
@@ -4656,7 +4725,7 @@
           <w:rFonts w:asciiTheme="minorHAnsi" w:hAnsiTheme="minorHAnsi"/>
         </w:rPr>
       </w:pPr>
-      <w:bookmarkStart w:id="12" w:name="_Toc230636298"/>
+      <w:bookmarkStart w:id="12" w:name="_Toc230640761"/>
       <w:r>
         <w:rPr>
           <w:rFonts w:asciiTheme="minorHAnsi" w:hAnsiTheme="minorHAnsi"/>
@@ -5155,7 +5224,7 @@
           <w:rFonts w:asciiTheme="minorHAnsi" w:hAnsiTheme="minorHAnsi"/>
         </w:rPr>
       </w:pPr>
-      <w:bookmarkStart w:id="13" w:name="_Toc230636299"/>
+      <w:bookmarkStart w:id="13" w:name="_Toc230640762"/>
       <w:r>
         <w:rPr>
           <w:rFonts w:asciiTheme="minorHAnsi" w:hAnsiTheme="minorHAnsi"/>
@@ -5288,7 +5357,7 @@
       <w:pPr>
         <w:pStyle w:val="2"/>
       </w:pPr>
-      <w:bookmarkStart w:id="14" w:name="_Toc230636300"/>
+      <w:bookmarkStart w:id="14" w:name="_Toc230640763"/>
       <w:r>
         <w:t>3.4 Model Development and Evaluation</w:t>
       </w:r>
@@ -5467,7 +5536,7 @@
       <w:pPr>
         <w:pStyle w:val="2"/>
       </w:pPr>
-      <w:bookmarkStart w:id="15" w:name="_Toc230636301"/>
+      <w:bookmarkStart w:id="15" w:name="_Toc230640764"/>
       <w:r>
         <w:t>3.5 Models and Training Configurations</w:t>
       </w:r>
@@ -5692,7 +5761,7 @@
       <w:pPr>
         <w:pStyle w:val="2"/>
       </w:pPr>
-      <w:bookmarkStart w:id="16" w:name="_Toc230636302"/>
+      <w:bookmarkStart w:id="16" w:name="_Toc230640765"/>
       <w:r>
         <w:lastRenderedPageBreak/>
         <w:t>3.6 System Implementation</w:t>
@@ -6033,7 +6102,7 @@
           <w:rFonts w:asciiTheme="minorHAnsi" w:hAnsiTheme="minorHAnsi"/>
         </w:rPr>
       </w:pPr>
-      <w:bookmarkStart w:id="17" w:name="_Toc230636303"/>
+      <w:bookmarkStart w:id="17" w:name="_Toc230640766"/>
       <w:r>
         <w:rPr>
           <w:rFonts w:asciiTheme="minorHAnsi" w:hAnsiTheme="minorHAnsi"/>
@@ -6047,7 +6116,7 @@
       <w:pPr>
         <w:pStyle w:val="2"/>
       </w:pPr>
-      <w:bookmarkStart w:id="18" w:name="_Toc230636304"/>
+      <w:bookmarkStart w:id="18" w:name="_Toc230640767"/>
       <w:r>
         <w:t>4.1 Dataset and Label Distribution</w:t>
       </w:r>
@@ -6567,7 +6636,7 @@
       <w:pPr>
         <w:pStyle w:val="2"/>
       </w:pPr>
-      <w:bookmarkStart w:id="19" w:name="_Toc230636305"/>
+      <w:bookmarkStart w:id="19" w:name="_Toc230640768"/>
       <w:r>
         <w:t>4.2 Rule-Based Baseline</w:t>
       </w:r>
@@ -7246,7 +7315,7 @@
       <w:pPr>
         <w:pStyle w:val="2"/>
       </w:pPr>
-      <w:bookmarkStart w:id="20" w:name="_Toc230636306"/>
+      <w:bookmarkStart w:id="20" w:name="_Toc230640769"/>
       <w:r>
         <w:lastRenderedPageBreak/>
         <w:t>4.3 Traditional Machine Learning Models</w:t>
@@ -8363,7 +8432,7 @@
       <w:pPr>
         <w:pStyle w:val="2"/>
       </w:pPr>
-      <w:bookmarkStart w:id="21" w:name="_Toc230636307"/>
+      <w:bookmarkStart w:id="21" w:name="_Toc230640770"/>
       <w:r>
         <w:lastRenderedPageBreak/>
         <w:t>4.4 Transformer-Based Models</w:t>
@@ -8374,7 +8443,7 @@
       <w:pPr>
         <w:pStyle w:val="3"/>
       </w:pPr>
-      <w:bookmarkStart w:id="22" w:name="_Toc230636308"/>
+      <w:bookmarkStart w:id="22" w:name="_Toc230640771"/>
       <w:r>
         <w:t xml:space="preserve">4.4.1 </w:t>
       </w:r>
@@ -9155,7 +9224,7 @@
       <w:pPr>
         <w:pStyle w:val="3"/>
       </w:pPr>
-      <w:bookmarkStart w:id="23" w:name="_Toc230636309"/>
+      <w:bookmarkStart w:id="23" w:name="_Toc230640772"/>
       <w:r>
         <w:lastRenderedPageBreak/>
         <w:t xml:space="preserve">4.4.2 </w:t>
@@ -10547,7 +10616,7 @@
       <w:pPr>
         <w:pStyle w:val="2"/>
       </w:pPr>
-      <w:bookmarkStart w:id="24" w:name="_Toc230636310"/>
+      <w:bookmarkStart w:id="24" w:name="_Toc230640773"/>
       <w:r>
         <w:t>4.5 Overall Model Comparison and Final Model Selection</w:t>
       </w:r>
@@ -11484,7 +11553,7 @@
       <w:pPr>
         <w:pStyle w:val="2"/>
       </w:pPr>
-      <w:bookmarkStart w:id="25" w:name="_Toc230636311"/>
+      <w:bookmarkStart w:id="25" w:name="_Toc230640774"/>
       <w:r>
         <w:t>4.6 Per-label Performance and Trigger Difficulty</w:t>
       </w:r>
@@ -11664,7 +11733,7 @@
       <w:pPr>
         <w:pStyle w:val="2"/>
       </w:pPr>
-      <w:bookmarkStart w:id="26" w:name="_Toc230636312"/>
+      <w:bookmarkStart w:id="26" w:name="_Toc230640775"/>
       <w:r>
         <w:lastRenderedPageBreak/>
         <w:t>4.7 Effect of Preprocessing</w:t>
@@ -11720,7 +11789,7 @@
       <w:pPr>
         <w:pStyle w:val="2"/>
       </w:pPr>
-      <w:bookmarkStart w:id="27" w:name="_Toc230636313"/>
+      <w:bookmarkStart w:id="27" w:name="_Toc230640776"/>
       <w:r>
         <w:t>4.8 Summary of Findings</w:t>
       </w:r>
@@ -11775,7 +11844,7 @@
           <w:rFonts w:asciiTheme="minorHAnsi" w:hAnsiTheme="minorHAnsi"/>
         </w:rPr>
       </w:pPr>
-      <w:bookmarkStart w:id="28" w:name="_Toc230636314"/>
+      <w:bookmarkStart w:id="28" w:name="_Toc230640777"/>
       <w:r>
         <w:rPr>
           <w:rFonts w:asciiTheme="minorHAnsi" w:hAnsiTheme="minorHAnsi"/>
@@ -11789,7 +11858,7 @@
       <w:pPr>
         <w:pStyle w:val="2"/>
       </w:pPr>
-      <w:bookmarkStart w:id="29" w:name="_Toc230636315"/>
+      <w:bookmarkStart w:id="29" w:name="_Toc230640778"/>
       <w:r>
         <w:t>5.1 False Positive Behaviour on Legitimate Emails</w:t>
       </w:r>
@@ -11842,7 +11911,7 @@
       <w:pPr>
         <w:pStyle w:val="2"/>
       </w:pPr>
-      <w:bookmarkStart w:id="30" w:name="_Toc230636316"/>
+      <w:bookmarkStart w:id="30" w:name="_Toc230640779"/>
       <w:r>
         <w:lastRenderedPageBreak/>
         <w:t>5.2 Dataset and Annotation Limitations</w:t>
@@ -11888,7 +11957,7 @@
           <w:lang w:eastAsia="zh-TW"/>
         </w:rPr>
       </w:pPr>
-      <w:bookmarkStart w:id="31" w:name="_Toc230636317"/>
+      <w:bookmarkStart w:id="31" w:name="_Toc230640780"/>
       <w:r>
         <w:rPr>
           <w:lang w:eastAsia="zh-TW"/>
@@ -11949,7 +12018,7 @@
       <w:pPr>
         <w:pStyle w:val="2"/>
       </w:pPr>
-      <w:bookmarkStart w:id="32" w:name="_Toc230636318"/>
+      <w:bookmarkStart w:id="32" w:name="_Toc230640781"/>
       <w:r>
         <w:t>5.</w:t>
       </w:r>
@@ -12237,7 +12306,7 @@
           <w:rFonts w:asciiTheme="minorHAnsi" w:hAnsiTheme="minorHAnsi"/>
         </w:rPr>
       </w:pPr>
-      <w:bookmarkStart w:id="33" w:name="_Toc230636319"/>
+      <w:bookmarkStart w:id="33" w:name="_Toc230640782"/>
       <w:r>
         <w:rPr>
           <w:rFonts w:asciiTheme="minorHAnsi" w:hAnsiTheme="minorHAnsi"/>
@@ -12379,7 +12448,7 @@
           <w:rFonts w:asciiTheme="minorHAnsi" w:hAnsiTheme="minorHAnsi"/>
         </w:rPr>
       </w:pPr>
-      <w:bookmarkStart w:id="34" w:name="_Toc230636320"/>
+      <w:bookmarkStart w:id="34" w:name="_Toc230640783"/>
       <w:r>
         <w:rPr>
           <w:rFonts w:asciiTheme="minorHAnsi" w:hAnsiTheme="minorHAnsi"/>
@@ -12938,7 +13007,7 @@
           <w:rFonts w:asciiTheme="minorHAnsi" w:hAnsiTheme="minorHAnsi"/>
         </w:rPr>
       </w:pPr>
-      <w:bookmarkStart w:id="35" w:name="_Toc230636321"/>
+      <w:bookmarkStart w:id="35" w:name="_Toc230640784"/>
       <w:r>
         <w:rPr>
           <w:rFonts w:asciiTheme="minorHAnsi" w:hAnsiTheme="minorHAnsi"/>
@@ -12952,7 +13021,7 @@
       <w:pPr>
         <w:pStyle w:val="2"/>
       </w:pPr>
-      <w:bookmarkStart w:id="36" w:name="_Toc230636322"/>
+      <w:bookmarkStart w:id="36" w:name="_Toc230640785"/>
       <w:r>
         <w:t>Appendix A.1 Dataset Summary</w:t>
       </w:r>
@@ -13469,7 +13538,7 @@
       <w:pPr>
         <w:pStyle w:val="2"/>
       </w:pPr>
-      <w:bookmarkStart w:id="37" w:name="_Toc230636323"/>
+      <w:bookmarkStart w:id="37" w:name="_Toc230640786"/>
       <w:r>
         <w:lastRenderedPageBreak/>
         <w:t>Appendix A.2 Rule-Based Baseline</w:t>
@@ -14066,7 +14135,7 @@
       <w:pPr>
         <w:pStyle w:val="2"/>
       </w:pPr>
-      <w:bookmarkStart w:id="38" w:name="_Toc230636324"/>
+      <w:bookmarkStart w:id="38" w:name="_Toc230640787"/>
       <w:r>
         <w:lastRenderedPageBreak/>
         <w:t>Appendix A.3 Traditional Machine Learning Models</w:t>
@@ -14975,7 +15044,7 @@
       <w:pPr>
         <w:pStyle w:val="2"/>
       </w:pPr>
-      <w:bookmarkStart w:id="39" w:name="_Toc230636325"/>
+      <w:bookmarkStart w:id="39" w:name="_Toc230640788"/>
       <w:r>
         <w:lastRenderedPageBreak/>
         <w:t xml:space="preserve">Appendix A.4 </w:t>
@@ -15822,7 +15891,7 @@
       <w:pPr>
         <w:pStyle w:val="2"/>
       </w:pPr>
-      <w:bookmarkStart w:id="40" w:name="_Toc230636326"/>
+      <w:bookmarkStart w:id="40" w:name="_Toc230640789"/>
       <w:r>
         <w:lastRenderedPageBreak/>
         <w:t xml:space="preserve">Appendix A.5 </w:t>
@@ -16559,7 +16628,7 @@
       <w:pPr>
         <w:pStyle w:val="2"/>
       </w:pPr>
-      <w:bookmarkStart w:id="41" w:name="_Toc230636327"/>
+      <w:bookmarkStart w:id="41" w:name="_Toc230640790"/>
       <w:r>
         <w:lastRenderedPageBreak/>
         <w:t>Appendix A.6 Final Model Selection</w:t>
@@ -16662,7 +16731,7 @@
           <w:rFonts w:asciiTheme="minorHAnsi" w:hAnsiTheme="minorHAnsi"/>
         </w:rPr>
       </w:pPr>
-      <w:bookmarkStart w:id="42" w:name="_Toc230636328"/>
+      <w:bookmarkStart w:id="42" w:name="_Toc230640791"/>
       <w:r>
         <w:rPr>
           <w:rFonts w:asciiTheme="minorHAnsi" w:hAnsiTheme="minorHAnsi"/>
@@ -16676,7 +16745,7 @@
       <w:pPr>
         <w:pStyle w:val="2"/>
       </w:pPr>
-      <w:bookmarkStart w:id="43" w:name="_Toc230636329"/>
+      <w:bookmarkStart w:id="43" w:name="_Toc230640792"/>
       <w:r>
         <w:t>Appendix B.1 Email Type Classification</w:t>
       </w:r>
@@ -16897,7 +16966,7 @@
       <w:pPr>
         <w:pStyle w:val="2"/>
       </w:pPr>
-      <w:bookmarkStart w:id="44" w:name="_Toc230636330"/>
+      <w:bookmarkStart w:id="44" w:name="_Toc230640793"/>
       <w:r>
         <w:lastRenderedPageBreak/>
         <w:t>Appendix B.2 Psychological Trigger Definitions</w:t>
@@ -17343,7 +17412,7 @@
       <w:pPr>
         <w:pStyle w:val="2"/>
       </w:pPr>
-      <w:bookmarkStart w:id="45" w:name="_Toc230636331"/>
+      <w:bookmarkStart w:id="45" w:name="_Toc230640794"/>
       <w:r>
         <w:lastRenderedPageBreak/>
         <w:t>Appendix B.3 Annotation Boundary Rules</w:t>
@@ -17373,6 +17442,2060 @@
       <w:r>
         <w:t>Reciprocity was interpreted narrowly as a tangible material or financial benefit, such as free items, discounts, rebates, cash rewards, bonuses, or free shipping. General claims of usefulness, convenience, effectiveness, or lifestyle improvement were not annotated as Reciprocity unless a concrete material benefit was offered. Such emotional or aspirational appeals were instead considered under Liking where appropriate.</w:t>
       </w:r>
+    </w:p>
+    <w:p>
+      <w:r>
+        <w:br w:type="page"/>
+      </w:r>
+    </w:p>
+    <w:p>
+      <w:pPr>
+        <w:pStyle w:val="1"/>
+      </w:pPr>
+      <w:bookmarkStart w:id="46" w:name="_Toc230640795"/>
+      <w:r>
+        <w:lastRenderedPageBreak/>
+        <w:t>Student Declaration of AI Tool use in this Assessment</w:t>
+      </w:r>
+      <w:bookmarkEnd w:id="46"/>
+    </w:p>
+    <w:p>
+      <w:pPr>
+        <w:rPr>
+          <w:rFonts w:ascii="Calibri" w:hAnsi="Calibri" w:cs="Calibri"/>
+        </w:rPr>
+      </w:pPr>
+      <w:r>
+        <w:rPr>
+          <w:rFonts w:ascii="Calibri" w:hAnsi="Calibri" w:cs="Calibri"/>
+        </w:rPr>
+        <w:t xml:space="preserve">Please indicate your level of usage of generative AI for this assessment - please tick the appropriate category(s). </w:t>
+      </w:r>
+    </w:p>
+    <w:p>
+      <w:pPr>
+        <w:rPr>
+          <w:rFonts w:ascii="Calibri" w:hAnsi="Calibri" w:cs="Calibri"/>
+        </w:rPr>
+      </w:pPr>
+      <w:r>
+        <w:rPr>
+          <w:rFonts w:ascii="Calibri" w:hAnsi="Calibri" w:cs="Calibri"/>
+        </w:rPr>
+        <w:t>If the “Assisted Work” or “Partnered Work” category is selected, please expand on the usage and in which elements of the assignment the usage refers to.</w:t>
+      </w:r>
+    </w:p>
+    <w:p/>
+    <w:tbl>
+      <w:tblPr>
+        <w:tblStyle w:val="af3"/>
+        <w:tblW w:w="10550" w:type="dxa"/>
+        <w:jc w:val="center"/>
+        <w:tblLook w:val="04A0" w:firstRow="1" w:lastRow="0" w:firstColumn="1" w:lastColumn="0" w:noHBand="0" w:noVBand="1"/>
+      </w:tblPr>
+      <w:tblGrid>
+        <w:gridCol w:w="1701"/>
+        <w:gridCol w:w="7802"/>
+        <w:gridCol w:w="1047"/>
+      </w:tblGrid>
+      <w:tr>
+        <w:trPr>
+          <w:jc w:val="center"/>
+        </w:trPr>
+        <w:tc>
+          <w:tcPr>
+            <w:tcW w:w="1701" w:type="dxa"/>
+            <w:tcBorders>
+              <w:top w:val="single" w:sz="4" w:space="0" w:color="auto"/>
+            </w:tcBorders>
+            <w:shd w:val="clear" w:color="auto" w:fill="B6DDE8"/>
+            <w:vAlign w:val="center"/>
+          </w:tcPr>
+          <w:p>
+            <w:pPr>
+              <w:spacing w:before="120" w:after="120" w:line="276" w:lineRule="auto"/>
+              <w:rPr>
+                <w:rFonts w:ascii="Arial" w:eastAsia="Arial" w:hAnsi="Arial" w:cs="Arial"/>
+                <w:b/>
+                <w:bCs/>
+                <w:sz w:val="22"/>
+                <w:szCs w:val="22"/>
+                <w:lang w:eastAsia="en-GB"/>
+              </w:rPr>
+            </w:pPr>
+            <w:r>
+              <w:rPr>
+                <w:rFonts w:ascii="Arial" w:eastAsia="Arial" w:hAnsi="Arial" w:cs="Arial"/>
+                <w:b/>
+                <w:bCs/>
+                <w:sz w:val="22"/>
+                <w:szCs w:val="22"/>
+                <w:lang w:eastAsia="en-GB"/>
+              </w:rPr>
+              <w:t>Solo Work</w:t>
+            </w:r>
+          </w:p>
+        </w:tc>
+        <w:tc>
+          <w:tcPr>
+            <w:tcW w:w="7802" w:type="dxa"/>
+            <w:tcBorders>
+              <w:top w:val="single" w:sz="4" w:space="0" w:color="auto"/>
+            </w:tcBorders>
+            <w:vAlign w:val="center"/>
+          </w:tcPr>
+          <w:p>
+            <w:pPr>
+              <w:spacing w:before="120" w:after="120" w:line="276" w:lineRule="auto"/>
+              <w:rPr>
+                <w:rFonts w:ascii="Arial" w:eastAsia="Arial" w:hAnsi="Arial" w:cs="Arial"/>
+                <w:b/>
+                <w:bCs/>
+                <w:sz w:val="22"/>
+                <w:szCs w:val="22"/>
+                <w:lang w:eastAsia="en-GB"/>
+              </w:rPr>
+            </w:pPr>
+            <w:r>
+              <w:rPr>
+                <w:rFonts w:ascii="Arial" w:eastAsia="Arial" w:hAnsi="Arial" w:cs="Arial"/>
+                <w:b/>
+                <w:bCs/>
+                <w:sz w:val="22"/>
+                <w:szCs w:val="22"/>
+                <w:lang w:eastAsia="en-GB"/>
+              </w:rPr>
+              <w:t>S1 - Generative AI tools have not been used for this assessment.</w:t>
+            </w:r>
+          </w:p>
+        </w:tc>
+        <w:sdt>
+          <w:sdtPr>
+            <w:rPr>
+              <w:rFonts w:ascii="Arial" w:eastAsia="Arial" w:hAnsi="Arial" w:cs="Arial"/>
+              <w:b/>
+              <w:bCs/>
+              <w:sz w:val="28"/>
+              <w:szCs w:val="28"/>
+              <w:lang w:eastAsia="en-GB"/>
+            </w:rPr>
+            <w:id w:val="-1157842658"/>
+            <w14:checkbox>
+              <w14:checked w14:val="0"/>
+              <w14:checkedState w14:val="2612" w14:font="MS Gothic"/>
+              <w14:uncheckedState w14:val="2610" w14:font="MS Gothic"/>
+            </w14:checkbox>
+          </w:sdtPr>
+          <w:sdtContent>
+            <w:tc>
+              <w:tcPr>
+                <w:tcW w:w="1047" w:type="dxa"/>
+                <w:tcBorders>
+                  <w:top w:val="single" w:sz="4" w:space="0" w:color="auto"/>
+                </w:tcBorders>
+                <w:vAlign w:val="center"/>
+              </w:tcPr>
+              <w:p>
+                <w:pPr>
+                  <w:tabs>
+                    <w:tab w:val="left" w:pos="2577"/>
+                  </w:tabs>
+                  <w:spacing w:before="120" w:after="120" w:line="276" w:lineRule="auto"/>
+                  <w:jc w:val="center"/>
+                  <w:rPr>
+                    <w:rFonts w:ascii="Arial" w:eastAsia="Arial" w:hAnsi="Arial" w:cs="Arial"/>
+                    <w:b/>
+                    <w:bCs/>
+                    <w:sz w:val="28"/>
+                    <w:szCs w:val="28"/>
+                    <w:lang w:eastAsia="en-GB"/>
+                  </w:rPr>
+                </w:pPr>
+                <w:r>
+                  <w:rPr>
+                    <w:rFonts w:ascii="MS Gothic" w:eastAsia="MS Gothic" w:hAnsi="MS Gothic" w:cs="Arial" w:hint="eastAsia"/>
+                    <w:b/>
+                    <w:bCs/>
+                    <w:sz w:val="28"/>
+                    <w:szCs w:val="28"/>
+                    <w:lang w:eastAsia="en-GB"/>
+                  </w:rPr>
+                  <w:t>☐</w:t>
+                </w:r>
+              </w:p>
+            </w:tc>
+          </w:sdtContent>
+        </w:sdt>
+      </w:tr>
+      <w:tr>
+        <w:trPr>
+          <w:jc w:val="center"/>
+        </w:trPr>
+        <w:tc>
+          <w:tcPr>
+            <w:tcW w:w="1701" w:type="dxa"/>
+            <w:vMerge w:val="restart"/>
+            <w:shd w:val="clear" w:color="auto" w:fill="F79646"/>
+            <w:vAlign w:val="center"/>
+          </w:tcPr>
+          <w:p>
+            <w:pPr>
+              <w:spacing w:before="120" w:after="120" w:line="276" w:lineRule="auto"/>
+              <w:rPr>
+                <w:rFonts w:ascii="Arial" w:eastAsia="Arial" w:hAnsi="Arial" w:cs="Arial"/>
+                <w:b/>
+                <w:bCs/>
+                <w:sz w:val="22"/>
+                <w:szCs w:val="22"/>
+                <w:lang w:eastAsia="en-GB"/>
+              </w:rPr>
+            </w:pPr>
+            <w:r>
+              <w:rPr>
+                <w:rFonts w:ascii="Arial" w:eastAsia="Arial" w:hAnsi="Arial" w:cs="Arial"/>
+                <w:b/>
+                <w:bCs/>
+                <w:sz w:val="22"/>
+                <w:szCs w:val="22"/>
+                <w:lang w:eastAsia="en-GB"/>
+              </w:rPr>
+              <w:t>Assisted Work</w:t>
+            </w:r>
+          </w:p>
+        </w:tc>
+        <w:tc>
+          <w:tcPr>
+            <w:tcW w:w="7802" w:type="dxa"/>
+            <w:vAlign w:val="center"/>
+          </w:tcPr>
+          <w:p>
+            <w:pPr>
+              <w:spacing w:line="276" w:lineRule="auto"/>
+              <w:rPr>
+                <w:rFonts w:ascii="Arial" w:eastAsia="Arial" w:hAnsi="Arial" w:cs="Arial"/>
+                <w:b/>
+                <w:bCs/>
+                <w:sz w:val="22"/>
+                <w:szCs w:val="22"/>
+                <w:lang w:eastAsia="en-GB"/>
+              </w:rPr>
+            </w:pPr>
+            <w:r>
+              <w:rPr>
+                <w:rFonts w:ascii="Arial" w:eastAsia="Arial" w:hAnsi="Arial" w:cs="Arial"/>
+                <w:b/>
+                <w:bCs/>
+                <w:sz w:val="22"/>
+                <w:szCs w:val="22"/>
+                <w:lang w:eastAsia="en-GB"/>
+              </w:rPr>
+              <w:t>A1 – Idea Generation and Problem Exploration</w:t>
+            </w:r>
+          </w:p>
+          <w:p>
+            <w:pPr>
+              <w:spacing w:line="276" w:lineRule="auto"/>
+              <w:rPr>
+                <w:rFonts w:ascii="Arial" w:eastAsia="Arial" w:hAnsi="Arial" w:cs="Arial"/>
+                <w:sz w:val="22"/>
+                <w:szCs w:val="22"/>
+                <w:lang w:eastAsia="en-GB"/>
+              </w:rPr>
+            </w:pPr>
+            <w:r>
+              <w:rPr>
+                <w:rFonts w:ascii="Arial" w:eastAsia="Arial" w:hAnsi="Arial" w:cs="Arial"/>
+                <w:sz w:val="22"/>
+                <w:szCs w:val="22"/>
+                <w:lang w:eastAsia="en-GB"/>
+              </w:rPr>
+              <w:t>Used to generate project ideas, explore different approaches to solving a problem, or suggest features for software or systems. Students must critically assess AI-generated suggestions and ensure their own intellectual contributions are central.</w:t>
+            </w:r>
+          </w:p>
+        </w:tc>
+        <w:sdt>
+          <w:sdtPr>
+            <w:rPr>
+              <w:rFonts w:ascii="Arial" w:eastAsia="Arial" w:hAnsi="Arial" w:cs="Arial"/>
+              <w:b/>
+              <w:bCs/>
+              <w:kern w:val="0"/>
+              <w:sz w:val="28"/>
+              <w:szCs w:val="28"/>
+              <w:bdr w:val="nil"/>
+              <w:lang w:eastAsia="en-GB"/>
+              <w14:ligatures w14:val="none"/>
+            </w:rPr>
+            <w:id w:val="-1758043238"/>
+            <w14:checkbox>
+              <w14:checked w14:val="1"/>
+              <w14:checkedState w14:val="2612" w14:font="MS Gothic"/>
+              <w14:uncheckedState w14:val="2610" w14:font="MS Gothic"/>
+            </w14:checkbox>
+          </w:sdtPr>
+          <w:sdtContent>
+            <w:tc>
+              <w:tcPr>
+                <w:tcW w:w="1047" w:type="dxa"/>
+                <w:vAlign w:val="center"/>
+              </w:tcPr>
+              <w:p>
+                <w:pPr>
+                  <w:tabs>
+                    <w:tab w:val="left" w:pos="2577"/>
+                  </w:tabs>
+                  <w:spacing w:line="276" w:lineRule="auto"/>
+                  <w:jc w:val="center"/>
+                  <w:rPr>
+                    <w:rFonts w:ascii="Arial" w:eastAsia="Arial" w:hAnsi="Arial" w:cs="Arial"/>
+                    <w:b/>
+                    <w:bCs/>
+                    <w:sz w:val="28"/>
+                    <w:szCs w:val="28"/>
+                    <w:lang w:eastAsia="en-GB"/>
+                  </w:rPr>
+                </w:pPr>
+                <w:r>
+                  <w:rPr>
+                    <w:rFonts w:ascii="MS Gothic" w:eastAsia="MS Gothic" w:hAnsi="MS Gothic" w:cs="Arial" w:hint="eastAsia"/>
+                    <w:b/>
+                    <w:bCs/>
+                    <w:sz w:val="28"/>
+                    <w:szCs w:val="28"/>
+                    <w:lang w:eastAsia="en-GB"/>
+                  </w:rPr>
+                  <w:t>☒</w:t>
+                </w:r>
+              </w:p>
+            </w:tc>
+          </w:sdtContent>
+        </w:sdt>
+      </w:tr>
+      <w:tr>
+        <w:trPr>
+          <w:jc w:val="center"/>
+        </w:trPr>
+        <w:tc>
+          <w:tcPr>
+            <w:tcW w:w="1701" w:type="dxa"/>
+            <w:vMerge/>
+            <w:shd w:val="clear" w:color="auto" w:fill="F79646"/>
+            <w:vAlign w:val="center"/>
+          </w:tcPr>
+          <w:p>
+            <w:pPr>
+              <w:spacing w:before="120" w:after="120" w:line="276" w:lineRule="auto"/>
+              <w:rPr>
+                <w:rFonts w:ascii="Arial" w:eastAsia="Arial" w:hAnsi="Arial" w:cs="Arial"/>
+                <w:b/>
+                <w:bCs/>
+                <w:sz w:val="22"/>
+                <w:szCs w:val="22"/>
+                <w:lang w:eastAsia="en-GB"/>
+              </w:rPr>
+            </w:pPr>
+          </w:p>
+        </w:tc>
+        <w:tc>
+          <w:tcPr>
+            <w:tcW w:w="7802" w:type="dxa"/>
+            <w:vAlign w:val="center"/>
+          </w:tcPr>
+          <w:p>
+            <w:pPr>
+              <w:spacing w:line="276" w:lineRule="auto"/>
+              <w:rPr>
+                <w:rFonts w:ascii="Arial" w:eastAsia="Arial" w:hAnsi="Arial" w:cs="Arial"/>
+                <w:sz w:val="22"/>
+                <w:szCs w:val="22"/>
+                <w:lang w:eastAsia="en-GB"/>
+              </w:rPr>
+            </w:pPr>
+            <w:r>
+              <w:rPr>
+                <w:rFonts w:ascii="Arial" w:eastAsia="Arial" w:hAnsi="Arial" w:cs="Arial"/>
+                <w:b/>
+                <w:bCs/>
+                <w:sz w:val="22"/>
+                <w:szCs w:val="22"/>
+                <w:lang w:eastAsia="en-GB"/>
+              </w:rPr>
+              <w:t>A2 - Planning &amp; Structuring Projects</w:t>
+            </w:r>
+            <w:r>
+              <w:rPr>
+                <w:rFonts w:ascii="Arial" w:eastAsia="Arial" w:hAnsi="Arial" w:cs="Arial"/>
+                <w:sz w:val="22"/>
+                <w:szCs w:val="22"/>
+                <w:lang w:eastAsia="en-GB"/>
+              </w:rPr>
+              <w:br/>
+              <w:t>AI may help outline the structure of reports, documentation and projects. The final structure and implementation must be the student’s own work.</w:t>
+            </w:r>
+          </w:p>
+        </w:tc>
+        <w:sdt>
+          <w:sdtPr>
+            <w:rPr>
+              <w:rFonts w:ascii="Arial" w:eastAsia="Arial" w:hAnsi="Arial" w:cs="Arial"/>
+              <w:b/>
+              <w:bCs/>
+              <w:kern w:val="0"/>
+              <w:sz w:val="28"/>
+              <w:szCs w:val="28"/>
+              <w:bdr w:val="nil"/>
+              <w:lang w:eastAsia="en-GB"/>
+              <w14:ligatures w14:val="none"/>
+            </w:rPr>
+            <w:id w:val="-1999489768"/>
+            <w14:checkbox>
+              <w14:checked w14:val="1"/>
+              <w14:checkedState w14:val="2612" w14:font="MS Gothic"/>
+              <w14:uncheckedState w14:val="2610" w14:font="MS Gothic"/>
+            </w14:checkbox>
+          </w:sdtPr>
+          <w:sdtContent>
+            <w:tc>
+              <w:tcPr>
+                <w:tcW w:w="1047" w:type="dxa"/>
+                <w:vAlign w:val="center"/>
+              </w:tcPr>
+              <w:p>
+                <w:pPr>
+                  <w:tabs>
+                    <w:tab w:val="left" w:pos="2577"/>
+                  </w:tabs>
+                  <w:spacing w:line="276" w:lineRule="auto"/>
+                  <w:jc w:val="center"/>
+                  <w:rPr>
+                    <w:rFonts w:ascii="Arial" w:eastAsia="Arial" w:hAnsi="Arial" w:cs="Arial"/>
+                    <w:b/>
+                    <w:bCs/>
+                    <w:sz w:val="28"/>
+                    <w:szCs w:val="28"/>
+                    <w:lang w:eastAsia="en-GB"/>
+                  </w:rPr>
+                </w:pPr>
+                <w:r>
+                  <w:rPr>
+                    <w:rFonts w:ascii="MS Gothic" w:eastAsia="MS Gothic" w:hAnsi="MS Gothic" w:cs="Arial" w:hint="eastAsia"/>
+                    <w:b/>
+                    <w:bCs/>
+                    <w:kern w:val="0"/>
+                    <w:sz w:val="28"/>
+                    <w:szCs w:val="28"/>
+                    <w:bdr w:val="nil"/>
+                    <w:lang w:eastAsia="en-GB"/>
+                    <w14:ligatures w14:val="none"/>
+                  </w:rPr>
+                  <w:t>☒</w:t>
+                </w:r>
+              </w:p>
+            </w:tc>
+          </w:sdtContent>
+        </w:sdt>
+      </w:tr>
+      <w:tr>
+        <w:trPr>
+          <w:jc w:val="center"/>
+        </w:trPr>
+        <w:tc>
+          <w:tcPr>
+            <w:tcW w:w="1701" w:type="dxa"/>
+            <w:vMerge/>
+            <w:shd w:val="clear" w:color="auto" w:fill="F79646"/>
+            <w:vAlign w:val="center"/>
+          </w:tcPr>
+          <w:p>
+            <w:pPr>
+              <w:spacing w:before="120" w:after="120" w:line="276" w:lineRule="auto"/>
+              <w:rPr>
+                <w:rFonts w:ascii="Arial" w:eastAsia="Arial" w:hAnsi="Arial" w:cs="Arial"/>
+                <w:b/>
+                <w:bCs/>
+                <w:sz w:val="22"/>
+                <w:szCs w:val="22"/>
+                <w:lang w:eastAsia="en-GB"/>
+              </w:rPr>
+            </w:pPr>
+          </w:p>
+        </w:tc>
+        <w:tc>
+          <w:tcPr>
+            <w:tcW w:w="7802" w:type="dxa"/>
+            <w:vAlign w:val="center"/>
+          </w:tcPr>
+          <w:p>
+            <w:pPr>
+              <w:spacing w:line="276" w:lineRule="auto"/>
+              <w:rPr>
+                <w:rFonts w:ascii="Arial" w:eastAsia="Arial" w:hAnsi="Arial" w:cs="Arial"/>
+                <w:b/>
+                <w:bCs/>
+                <w:sz w:val="22"/>
+                <w:szCs w:val="22"/>
+                <w:lang w:eastAsia="en-GB"/>
+              </w:rPr>
+            </w:pPr>
+            <w:r>
+              <w:rPr>
+                <w:rFonts w:ascii="Arial" w:eastAsia="Arial" w:hAnsi="Arial" w:cs="Arial"/>
+                <w:b/>
+                <w:bCs/>
+                <w:sz w:val="22"/>
+                <w:szCs w:val="22"/>
+                <w:lang w:eastAsia="en-GB"/>
+              </w:rPr>
+              <w:t>A3 – Code Architecture</w:t>
+            </w:r>
+          </w:p>
+          <w:p>
+            <w:pPr>
+              <w:spacing w:line="276" w:lineRule="auto"/>
+              <w:rPr>
+                <w:rFonts w:ascii="Arial" w:eastAsia="Arial" w:hAnsi="Arial" w:cs="Arial"/>
+                <w:sz w:val="22"/>
+                <w:szCs w:val="22"/>
+                <w:lang w:eastAsia="en-GB"/>
+              </w:rPr>
+            </w:pPr>
+            <w:r>
+              <w:rPr>
+                <w:rFonts w:ascii="Arial" w:eastAsia="Arial" w:hAnsi="Arial" w:cs="Arial"/>
+                <w:sz w:val="22"/>
+                <w:szCs w:val="22"/>
+                <w:lang w:eastAsia="en-GB"/>
+              </w:rPr>
+              <w:t>AI tools maybe used to help outline code architecture (e.g. suggesting class hierarchies or module breakdowns). The final code structure must be the student’s own work.</w:t>
+            </w:r>
+          </w:p>
+        </w:tc>
+        <w:sdt>
+          <w:sdtPr>
+            <w:rPr>
+              <w:rFonts w:ascii="Arial" w:eastAsia="Arial" w:hAnsi="Arial" w:cs="Arial"/>
+              <w:b/>
+              <w:bCs/>
+              <w:sz w:val="28"/>
+              <w:szCs w:val="28"/>
+              <w:lang w:eastAsia="en-GB"/>
+            </w:rPr>
+            <w:id w:val="-193236852"/>
+            <w14:checkbox>
+              <w14:checked w14:val="0"/>
+              <w14:checkedState w14:val="2612" w14:font="MS Gothic"/>
+              <w14:uncheckedState w14:val="2610" w14:font="MS Gothic"/>
+            </w14:checkbox>
+          </w:sdtPr>
+          <w:sdtContent>
+            <w:tc>
+              <w:tcPr>
+                <w:tcW w:w="1047" w:type="dxa"/>
+                <w:vAlign w:val="center"/>
+              </w:tcPr>
+              <w:p>
+                <w:pPr>
+                  <w:tabs>
+                    <w:tab w:val="left" w:pos="2577"/>
+                  </w:tabs>
+                  <w:spacing w:line="276" w:lineRule="auto"/>
+                  <w:jc w:val="center"/>
+                  <w:rPr>
+                    <w:rFonts w:ascii="Arial" w:eastAsia="Arial" w:hAnsi="Arial" w:cs="Arial"/>
+                    <w:b/>
+                    <w:bCs/>
+                    <w:sz w:val="28"/>
+                    <w:szCs w:val="28"/>
+                    <w:lang w:eastAsia="en-GB"/>
+                  </w:rPr>
+                </w:pPr>
+                <w:r>
+                  <w:rPr>
+                    <w:rFonts w:ascii="MS Gothic" w:eastAsia="MS Gothic" w:hAnsi="MS Gothic" w:cs="Arial" w:hint="eastAsia"/>
+                    <w:b/>
+                    <w:bCs/>
+                    <w:sz w:val="28"/>
+                    <w:szCs w:val="28"/>
+                    <w:lang w:eastAsia="en-GB"/>
+                  </w:rPr>
+                  <w:t>☐</w:t>
+                </w:r>
+              </w:p>
+            </w:tc>
+          </w:sdtContent>
+        </w:sdt>
+      </w:tr>
+      <w:tr>
+        <w:trPr>
+          <w:jc w:val="center"/>
+        </w:trPr>
+        <w:tc>
+          <w:tcPr>
+            <w:tcW w:w="1701" w:type="dxa"/>
+            <w:vMerge/>
+            <w:shd w:val="clear" w:color="auto" w:fill="F79646"/>
+            <w:vAlign w:val="center"/>
+          </w:tcPr>
+          <w:p>
+            <w:pPr>
+              <w:spacing w:before="120" w:after="120" w:line="276" w:lineRule="auto"/>
+              <w:rPr>
+                <w:rFonts w:ascii="Arial" w:eastAsia="Arial" w:hAnsi="Arial" w:cs="Arial"/>
+                <w:b/>
+                <w:bCs/>
+                <w:sz w:val="22"/>
+                <w:szCs w:val="22"/>
+                <w:lang w:eastAsia="en-GB"/>
+              </w:rPr>
+            </w:pPr>
+          </w:p>
+        </w:tc>
+        <w:tc>
+          <w:tcPr>
+            <w:tcW w:w="7802" w:type="dxa"/>
+            <w:vAlign w:val="center"/>
+          </w:tcPr>
+          <w:p>
+            <w:pPr>
+              <w:spacing w:line="276" w:lineRule="auto"/>
+              <w:rPr>
+                <w:rFonts w:ascii="Arial" w:eastAsia="Arial" w:hAnsi="Arial" w:cs="Arial"/>
+                <w:b/>
+                <w:bCs/>
+                <w:sz w:val="22"/>
+                <w:szCs w:val="22"/>
+                <w:lang w:eastAsia="en-GB"/>
+              </w:rPr>
+            </w:pPr>
+            <w:r>
+              <w:rPr>
+                <w:rFonts w:ascii="Arial" w:eastAsia="Arial" w:hAnsi="Arial" w:cs="Arial"/>
+                <w:b/>
+                <w:bCs/>
+                <w:sz w:val="22"/>
+                <w:szCs w:val="22"/>
+                <w:lang w:eastAsia="en-GB"/>
+              </w:rPr>
+              <w:t>A4 – Research Assistance</w:t>
+            </w:r>
+          </w:p>
+          <w:p>
+            <w:pPr>
+              <w:spacing w:line="276" w:lineRule="auto"/>
+              <w:rPr>
+                <w:rFonts w:ascii="Arial" w:eastAsia="Arial" w:hAnsi="Arial" w:cs="Arial"/>
+                <w:sz w:val="22"/>
+                <w:szCs w:val="22"/>
+                <w:lang w:eastAsia="en-GB"/>
+              </w:rPr>
+            </w:pPr>
+            <w:r>
+              <w:rPr>
+                <w:rFonts w:ascii="Arial" w:eastAsia="Arial" w:hAnsi="Arial" w:cs="Arial"/>
+                <w:sz w:val="22"/>
+                <w:szCs w:val="22"/>
+                <w:lang w:eastAsia="en-GB"/>
+              </w:rPr>
+              <w:t>Used to locate and summarise relevant articles, academic papers, technical documentation, or online resources (e.g. Stack Overflow, GitHub discussions. The interpretation and integration of research into the assignment remain the student’s responsibility.</w:t>
+            </w:r>
+          </w:p>
+        </w:tc>
+        <w:sdt>
+          <w:sdtPr>
+            <w:rPr>
+              <w:rFonts w:ascii="Arial" w:eastAsia="Arial" w:hAnsi="Arial" w:cs="Arial"/>
+              <w:b/>
+              <w:bCs/>
+              <w:kern w:val="0"/>
+              <w:sz w:val="28"/>
+              <w:szCs w:val="28"/>
+              <w:bdr w:val="nil"/>
+              <w:lang w:eastAsia="en-GB"/>
+              <w14:ligatures w14:val="none"/>
+            </w:rPr>
+            <w:id w:val="-2086520103"/>
+            <w14:checkbox>
+              <w14:checked w14:val="1"/>
+              <w14:checkedState w14:val="2612" w14:font="MS Gothic"/>
+              <w14:uncheckedState w14:val="2610" w14:font="MS Gothic"/>
+            </w14:checkbox>
+          </w:sdtPr>
+          <w:sdtContent>
+            <w:tc>
+              <w:tcPr>
+                <w:tcW w:w="1047" w:type="dxa"/>
+                <w:vAlign w:val="center"/>
+              </w:tcPr>
+              <w:p>
+                <w:pPr>
+                  <w:tabs>
+                    <w:tab w:val="left" w:pos="2577"/>
+                  </w:tabs>
+                  <w:spacing w:line="276" w:lineRule="auto"/>
+                  <w:jc w:val="center"/>
+                  <w:rPr>
+                    <w:rFonts w:ascii="Arial" w:eastAsia="Arial" w:hAnsi="Arial" w:cs="Arial"/>
+                    <w:b/>
+                    <w:bCs/>
+                    <w:sz w:val="28"/>
+                    <w:szCs w:val="28"/>
+                    <w:lang w:eastAsia="en-GB"/>
+                  </w:rPr>
+                </w:pPr>
+                <w:r>
+                  <w:rPr>
+                    <w:rFonts w:ascii="MS Gothic" w:eastAsia="MS Gothic" w:hAnsi="MS Gothic" w:cs="Arial" w:hint="eastAsia"/>
+                    <w:b/>
+                    <w:bCs/>
+                    <w:kern w:val="0"/>
+                    <w:sz w:val="28"/>
+                    <w:szCs w:val="28"/>
+                    <w:bdr w:val="nil"/>
+                    <w:lang w:eastAsia="en-GB"/>
+                    <w14:ligatures w14:val="none"/>
+                  </w:rPr>
+                  <w:t>☒</w:t>
+                </w:r>
+              </w:p>
+            </w:tc>
+          </w:sdtContent>
+        </w:sdt>
+      </w:tr>
+      <w:tr>
+        <w:trPr>
+          <w:jc w:val="center"/>
+        </w:trPr>
+        <w:tc>
+          <w:tcPr>
+            <w:tcW w:w="1701" w:type="dxa"/>
+            <w:vMerge/>
+            <w:shd w:val="clear" w:color="auto" w:fill="F79646"/>
+            <w:vAlign w:val="center"/>
+          </w:tcPr>
+          <w:p>
+            <w:pPr>
+              <w:spacing w:before="120" w:after="120" w:line="276" w:lineRule="auto"/>
+              <w:rPr>
+                <w:rFonts w:ascii="Arial" w:eastAsia="Arial" w:hAnsi="Arial" w:cs="Arial"/>
+                <w:b/>
+                <w:bCs/>
+                <w:sz w:val="22"/>
+                <w:szCs w:val="22"/>
+                <w:lang w:eastAsia="en-GB"/>
+              </w:rPr>
+            </w:pPr>
+          </w:p>
+        </w:tc>
+        <w:tc>
+          <w:tcPr>
+            <w:tcW w:w="7802" w:type="dxa"/>
+            <w:vAlign w:val="center"/>
+          </w:tcPr>
+          <w:p>
+            <w:pPr>
+              <w:spacing w:line="276" w:lineRule="auto"/>
+              <w:rPr>
+                <w:rFonts w:ascii="Arial" w:eastAsia="Arial" w:hAnsi="Arial" w:cs="Arial"/>
+                <w:sz w:val="22"/>
+                <w:szCs w:val="22"/>
+                <w:lang w:eastAsia="en-GB"/>
+              </w:rPr>
+            </w:pPr>
+            <w:r>
+              <w:rPr>
+                <w:rFonts w:ascii="Arial" w:eastAsia="Arial" w:hAnsi="Arial" w:cs="Arial"/>
+                <w:b/>
+                <w:bCs/>
+                <w:sz w:val="22"/>
+                <w:szCs w:val="22"/>
+                <w:lang w:eastAsia="en-GB"/>
+              </w:rPr>
+              <w:t>A5 - Language Refinement</w:t>
+            </w:r>
+            <w:r>
+              <w:rPr>
+                <w:rFonts w:ascii="Arial" w:eastAsia="Arial" w:hAnsi="Arial" w:cs="Arial"/>
+                <w:sz w:val="22"/>
+                <w:szCs w:val="22"/>
+                <w:lang w:eastAsia="en-GB"/>
+              </w:rPr>
+              <w:br/>
+              <w:t>Used to check grammar, refine language, improve sentence structure in documentation not code. AI should be used only to provide suggestions for improvement. Students must ensure that the documentation accurately reflects the code and is technically correct.</w:t>
+            </w:r>
+          </w:p>
+        </w:tc>
+        <w:sdt>
+          <w:sdtPr>
+            <w:rPr>
+              <w:rFonts w:ascii="Arial" w:eastAsia="Arial" w:hAnsi="Arial" w:cs="Arial"/>
+              <w:b/>
+              <w:bCs/>
+              <w:kern w:val="0"/>
+              <w:sz w:val="28"/>
+              <w:szCs w:val="28"/>
+              <w:bdr w:val="nil"/>
+              <w:lang w:eastAsia="en-GB"/>
+              <w14:ligatures w14:val="none"/>
+            </w:rPr>
+            <w:id w:val="-1606415468"/>
+            <w14:checkbox>
+              <w14:checked w14:val="1"/>
+              <w14:checkedState w14:val="2612" w14:font="MS Gothic"/>
+              <w14:uncheckedState w14:val="2610" w14:font="MS Gothic"/>
+            </w14:checkbox>
+          </w:sdtPr>
+          <w:sdtContent>
+            <w:tc>
+              <w:tcPr>
+                <w:tcW w:w="1047" w:type="dxa"/>
+                <w:vAlign w:val="center"/>
+              </w:tcPr>
+              <w:p>
+                <w:pPr>
+                  <w:tabs>
+                    <w:tab w:val="left" w:pos="2577"/>
+                  </w:tabs>
+                  <w:spacing w:line="276" w:lineRule="auto"/>
+                  <w:jc w:val="center"/>
+                  <w:rPr>
+                    <w:rFonts w:ascii="Arial" w:eastAsia="Arial" w:hAnsi="Arial" w:cs="Arial"/>
+                    <w:b/>
+                    <w:bCs/>
+                    <w:sz w:val="28"/>
+                    <w:szCs w:val="28"/>
+                    <w:lang w:eastAsia="en-GB"/>
+                  </w:rPr>
+                </w:pPr>
+                <w:r>
+                  <w:rPr>
+                    <w:rFonts w:ascii="MS Gothic" w:eastAsia="MS Gothic" w:hAnsi="MS Gothic" w:cs="Arial" w:hint="eastAsia"/>
+                    <w:b/>
+                    <w:bCs/>
+                    <w:kern w:val="0"/>
+                    <w:sz w:val="28"/>
+                    <w:szCs w:val="28"/>
+                    <w:bdr w:val="nil"/>
+                    <w:lang w:eastAsia="en-GB"/>
+                    <w14:ligatures w14:val="none"/>
+                  </w:rPr>
+                  <w:t>☒</w:t>
+                </w:r>
+              </w:p>
+            </w:tc>
+          </w:sdtContent>
+        </w:sdt>
+      </w:tr>
+      <w:tr>
+        <w:trPr>
+          <w:jc w:val="center"/>
+        </w:trPr>
+        <w:tc>
+          <w:tcPr>
+            <w:tcW w:w="1701" w:type="dxa"/>
+            <w:vMerge/>
+            <w:shd w:val="clear" w:color="auto" w:fill="F79646"/>
+            <w:vAlign w:val="center"/>
+          </w:tcPr>
+          <w:p>
+            <w:pPr>
+              <w:spacing w:before="120" w:after="120" w:line="276" w:lineRule="auto"/>
+              <w:rPr>
+                <w:rFonts w:ascii="Arial" w:eastAsia="Arial" w:hAnsi="Arial" w:cs="Arial"/>
+                <w:b/>
+                <w:bCs/>
+                <w:sz w:val="22"/>
+                <w:szCs w:val="22"/>
+                <w:lang w:eastAsia="en-GB"/>
+              </w:rPr>
+            </w:pPr>
+          </w:p>
+        </w:tc>
+        <w:tc>
+          <w:tcPr>
+            <w:tcW w:w="7802" w:type="dxa"/>
+            <w:vAlign w:val="center"/>
+          </w:tcPr>
+          <w:p>
+            <w:pPr>
+              <w:spacing w:line="276" w:lineRule="auto"/>
+              <w:rPr>
+                <w:rFonts w:ascii="Arial" w:eastAsia="Arial" w:hAnsi="Arial" w:cs="Arial"/>
+                <w:b/>
+                <w:bCs/>
+                <w:sz w:val="22"/>
+                <w:szCs w:val="22"/>
+                <w:lang w:eastAsia="en-GB"/>
+              </w:rPr>
+            </w:pPr>
+            <w:r>
+              <w:rPr>
+                <w:rFonts w:ascii="Arial" w:eastAsia="Arial" w:hAnsi="Arial" w:cs="Arial"/>
+                <w:b/>
+                <w:bCs/>
+                <w:sz w:val="22"/>
+                <w:szCs w:val="22"/>
+                <w:lang w:eastAsia="en-GB"/>
+              </w:rPr>
+              <w:t>A6 – Code Review</w:t>
+            </w:r>
+          </w:p>
+          <w:p>
+            <w:pPr>
+              <w:spacing w:line="276" w:lineRule="auto"/>
+              <w:rPr>
+                <w:rFonts w:ascii="Arial" w:eastAsia="Arial" w:hAnsi="Arial" w:cs="Arial"/>
+                <w:sz w:val="22"/>
+                <w:szCs w:val="22"/>
+                <w:lang w:eastAsia="en-GB"/>
+              </w:rPr>
+            </w:pPr>
+            <w:r>
+              <w:rPr>
+                <w:rFonts w:ascii="Arial" w:eastAsia="Arial" w:hAnsi="Arial" w:cs="Arial"/>
+                <w:sz w:val="22"/>
+                <w:szCs w:val="22"/>
+                <w:lang w:eastAsia="en-GB"/>
+              </w:rPr>
+              <w:t>AI tools can be used to check comments within the code and to suggest improvements to code readability, structure or syntax.  AI should be used only to provide suggestions for improvement. Students must ensure that the code accurately reflects their knowledge and is technically correct.</w:t>
+            </w:r>
+          </w:p>
+        </w:tc>
+        <w:sdt>
+          <w:sdtPr>
+            <w:rPr>
+              <w:rFonts w:ascii="Arial" w:eastAsia="Arial" w:hAnsi="Arial" w:cs="Arial"/>
+              <w:b/>
+              <w:bCs/>
+              <w:sz w:val="28"/>
+              <w:szCs w:val="28"/>
+              <w:lang w:eastAsia="en-GB"/>
+            </w:rPr>
+            <w:id w:val="893475765"/>
+            <w14:checkbox>
+              <w14:checked w14:val="0"/>
+              <w14:checkedState w14:val="2612" w14:font="MS Gothic"/>
+              <w14:uncheckedState w14:val="2610" w14:font="MS Gothic"/>
+            </w14:checkbox>
+          </w:sdtPr>
+          <w:sdtContent>
+            <w:tc>
+              <w:tcPr>
+                <w:tcW w:w="1047" w:type="dxa"/>
+                <w:vAlign w:val="center"/>
+              </w:tcPr>
+              <w:p>
+                <w:pPr>
+                  <w:tabs>
+                    <w:tab w:val="left" w:pos="2577"/>
+                  </w:tabs>
+                  <w:spacing w:line="276" w:lineRule="auto"/>
+                  <w:jc w:val="center"/>
+                  <w:rPr>
+                    <w:rFonts w:ascii="Arial" w:eastAsia="Arial" w:hAnsi="Arial" w:cs="Arial"/>
+                    <w:b/>
+                    <w:bCs/>
+                    <w:sz w:val="28"/>
+                    <w:szCs w:val="28"/>
+                    <w:lang w:eastAsia="en-GB"/>
+                  </w:rPr>
+                </w:pPr>
+                <w:r>
+                  <w:rPr>
+                    <w:rFonts w:ascii="MS Gothic" w:eastAsia="MS Gothic" w:hAnsi="MS Gothic" w:cs="Arial" w:hint="eastAsia"/>
+                    <w:b/>
+                    <w:bCs/>
+                    <w:sz w:val="28"/>
+                    <w:szCs w:val="28"/>
+                    <w:lang w:eastAsia="en-GB"/>
+                  </w:rPr>
+                  <w:t>☐</w:t>
+                </w:r>
+              </w:p>
+            </w:tc>
+          </w:sdtContent>
+        </w:sdt>
+      </w:tr>
+      <w:tr>
+        <w:trPr>
+          <w:jc w:val="center"/>
+        </w:trPr>
+        <w:tc>
+          <w:tcPr>
+            <w:tcW w:w="1701" w:type="dxa"/>
+            <w:vMerge/>
+            <w:shd w:val="clear" w:color="auto" w:fill="F79646"/>
+            <w:vAlign w:val="center"/>
+          </w:tcPr>
+          <w:p>
+            <w:pPr>
+              <w:spacing w:before="120" w:after="120" w:line="276" w:lineRule="auto"/>
+              <w:rPr>
+                <w:rFonts w:ascii="Arial" w:eastAsia="Arial" w:hAnsi="Arial" w:cs="Arial"/>
+                <w:b/>
+                <w:bCs/>
+                <w:sz w:val="22"/>
+                <w:szCs w:val="22"/>
+                <w:lang w:eastAsia="en-GB"/>
+              </w:rPr>
+            </w:pPr>
+          </w:p>
+        </w:tc>
+        <w:tc>
+          <w:tcPr>
+            <w:tcW w:w="7802" w:type="dxa"/>
+            <w:vAlign w:val="center"/>
+          </w:tcPr>
+          <w:p>
+            <w:pPr>
+              <w:spacing w:line="276" w:lineRule="auto"/>
+              <w:rPr>
+                <w:rFonts w:ascii="Arial" w:eastAsia="Arial" w:hAnsi="Arial" w:cs="Arial"/>
+                <w:sz w:val="22"/>
+                <w:szCs w:val="22"/>
+                <w:lang w:eastAsia="en-GB"/>
+              </w:rPr>
+            </w:pPr>
+            <w:r>
+              <w:rPr>
+                <w:rFonts w:ascii="Arial" w:eastAsia="Arial" w:hAnsi="Arial" w:cs="Arial"/>
+                <w:b/>
+                <w:bCs/>
+                <w:sz w:val="22"/>
+                <w:szCs w:val="22"/>
+                <w:lang w:eastAsia="en-GB"/>
+              </w:rPr>
+              <w:t>A7 - Code Generation for Learning Purposes</w:t>
+            </w:r>
+            <w:r>
+              <w:rPr>
+                <w:rFonts w:ascii="Arial" w:eastAsia="Arial" w:hAnsi="Arial" w:cs="Arial"/>
+                <w:sz w:val="22"/>
+                <w:szCs w:val="22"/>
+                <w:lang w:eastAsia="en-GB"/>
+              </w:rPr>
+              <w:br/>
+              <w:t>Used to generate example code snippets to understand syntax, explore alternative implementations, or learn new programming paradigms. Students must not submit AI-generated code as their own and must be able to explain how it works.</w:t>
+            </w:r>
+          </w:p>
+        </w:tc>
+        <w:sdt>
+          <w:sdtPr>
+            <w:rPr>
+              <w:rFonts w:ascii="Arial" w:eastAsia="Arial" w:hAnsi="Arial" w:cs="Arial"/>
+              <w:b/>
+              <w:bCs/>
+              <w:sz w:val="28"/>
+              <w:szCs w:val="28"/>
+              <w:lang w:eastAsia="en-GB"/>
+            </w:rPr>
+            <w:id w:val="-653679970"/>
+            <w14:checkbox>
+              <w14:checked w14:val="0"/>
+              <w14:checkedState w14:val="2612" w14:font="MS Gothic"/>
+              <w14:uncheckedState w14:val="2610" w14:font="MS Gothic"/>
+            </w14:checkbox>
+          </w:sdtPr>
+          <w:sdtContent>
+            <w:tc>
+              <w:tcPr>
+                <w:tcW w:w="1047" w:type="dxa"/>
+                <w:vAlign w:val="center"/>
+              </w:tcPr>
+              <w:p>
+                <w:pPr>
+                  <w:tabs>
+                    <w:tab w:val="left" w:pos="2577"/>
+                  </w:tabs>
+                  <w:spacing w:line="276" w:lineRule="auto"/>
+                  <w:jc w:val="center"/>
+                  <w:rPr>
+                    <w:rFonts w:ascii="Arial" w:eastAsia="Arial" w:hAnsi="Arial" w:cs="Arial"/>
+                    <w:b/>
+                    <w:bCs/>
+                    <w:sz w:val="28"/>
+                    <w:szCs w:val="28"/>
+                    <w:lang w:eastAsia="en-GB"/>
+                  </w:rPr>
+                </w:pPr>
+                <w:r>
+                  <w:rPr>
+                    <w:rFonts w:ascii="MS Gothic" w:eastAsia="MS Gothic" w:hAnsi="MS Gothic" w:cs="Arial" w:hint="eastAsia"/>
+                    <w:b/>
+                    <w:bCs/>
+                    <w:sz w:val="28"/>
+                    <w:szCs w:val="28"/>
+                    <w:lang w:eastAsia="en-GB"/>
+                  </w:rPr>
+                  <w:t>☐</w:t>
+                </w:r>
+              </w:p>
+            </w:tc>
+          </w:sdtContent>
+        </w:sdt>
+      </w:tr>
+      <w:tr>
+        <w:trPr>
+          <w:jc w:val="center"/>
+        </w:trPr>
+        <w:tc>
+          <w:tcPr>
+            <w:tcW w:w="1701" w:type="dxa"/>
+            <w:vMerge/>
+            <w:shd w:val="clear" w:color="auto" w:fill="F79646"/>
+            <w:vAlign w:val="center"/>
+          </w:tcPr>
+          <w:p>
+            <w:pPr>
+              <w:spacing w:before="120" w:after="120" w:line="276" w:lineRule="auto"/>
+              <w:rPr>
+                <w:rFonts w:ascii="Arial" w:eastAsia="Arial" w:hAnsi="Arial" w:cs="Arial"/>
+                <w:b/>
+                <w:bCs/>
+                <w:sz w:val="22"/>
+                <w:szCs w:val="22"/>
+                <w:lang w:eastAsia="en-GB"/>
+              </w:rPr>
+            </w:pPr>
+          </w:p>
+        </w:tc>
+        <w:tc>
+          <w:tcPr>
+            <w:tcW w:w="7802" w:type="dxa"/>
+            <w:vAlign w:val="center"/>
+          </w:tcPr>
+          <w:p>
+            <w:pPr>
+              <w:spacing w:line="276" w:lineRule="auto"/>
+              <w:rPr>
+                <w:rFonts w:ascii="Arial" w:eastAsia="Arial" w:hAnsi="Arial" w:cs="Arial"/>
+                <w:b/>
+                <w:bCs/>
+                <w:sz w:val="22"/>
+                <w:szCs w:val="22"/>
+                <w:lang w:eastAsia="en-GB"/>
+              </w:rPr>
+            </w:pPr>
+            <w:r>
+              <w:rPr>
+                <w:rFonts w:ascii="Arial" w:eastAsia="Arial" w:hAnsi="Arial" w:cs="Arial"/>
+                <w:b/>
+                <w:bCs/>
+                <w:sz w:val="22"/>
+                <w:szCs w:val="22"/>
+                <w:lang w:eastAsia="en-GB"/>
+              </w:rPr>
+              <w:t>A8 - Technical Guidance &amp; Debugging Support</w:t>
+            </w:r>
+            <w:r>
+              <w:rPr>
+                <w:rFonts w:ascii="Arial" w:eastAsia="Arial" w:hAnsi="Arial" w:cs="Arial"/>
+                <w:sz w:val="22"/>
+                <w:szCs w:val="22"/>
+                <w:lang w:eastAsia="en-GB"/>
+              </w:rPr>
+              <w:br/>
+              <w:t>AI tools can be used to explain algorithms, programming concepts, or debugging strategies. Students may also help interpret error messages or suggest possible fixes. However, students must write, test, and debug their own code independently and understand all solutions submitted.</w:t>
+            </w:r>
+          </w:p>
+        </w:tc>
+        <w:sdt>
+          <w:sdtPr>
+            <w:rPr>
+              <w:rFonts w:ascii="Arial" w:eastAsia="Arial" w:hAnsi="Arial" w:cs="Arial"/>
+              <w:b/>
+              <w:bCs/>
+              <w:kern w:val="0"/>
+              <w:sz w:val="28"/>
+              <w:szCs w:val="28"/>
+              <w:bdr w:val="nil"/>
+              <w:lang w:eastAsia="en-GB"/>
+              <w14:ligatures w14:val="none"/>
+            </w:rPr>
+            <w:id w:val="1257406773"/>
+            <w14:checkbox>
+              <w14:checked w14:val="1"/>
+              <w14:checkedState w14:val="2612" w14:font="MS Gothic"/>
+              <w14:uncheckedState w14:val="2610" w14:font="MS Gothic"/>
+            </w14:checkbox>
+          </w:sdtPr>
+          <w:sdtContent>
+            <w:tc>
+              <w:tcPr>
+                <w:tcW w:w="1047" w:type="dxa"/>
+                <w:vAlign w:val="center"/>
+              </w:tcPr>
+              <w:p>
+                <w:pPr>
+                  <w:tabs>
+                    <w:tab w:val="left" w:pos="2577"/>
+                  </w:tabs>
+                  <w:spacing w:line="276" w:lineRule="auto"/>
+                  <w:jc w:val="center"/>
+                  <w:rPr>
+                    <w:rFonts w:ascii="Arial" w:eastAsia="Arial" w:hAnsi="Arial" w:cs="Arial"/>
+                    <w:b/>
+                    <w:bCs/>
+                    <w:sz w:val="28"/>
+                    <w:szCs w:val="28"/>
+                    <w:lang w:eastAsia="en-GB"/>
+                  </w:rPr>
+                </w:pPr>
+                <w:r>
+                  <w:rPr>
+                    <w:rFonts w:ascii="MS Gothic" w:eastAsia="MS Gothic" w:hAnsi="MS Gothic" w:cs="Arial" w:hint="eastAsia"/>
+                    <w:b/>
+                    <w:bCs/>
+                    <w:kern w:val="0"/>
+                    <w:sz w:val="28"/>
+                    <w:szCs w:val="28"/>
+                    <w:bdr w:val="nil"/>
+                    <w:lang w:eastAsia="en-GB"/>
+                    <w14:ligatures w14:val="none"/>
+                  </w:rPr>
+                  <w:t>☒</w:t>
+                </w:r>
+              </w:p>
+            </w:tc>
+          </w:sdtContent>
+        </w:sdt>
+      </w:tr>
+      <w:tr>
+        <w:trPr>
+          <w:jc w:val="center"/>
+        </w:trPr>
+        <w:tc>
+          <w:tcPr>
+            <w:tcW w:w="1701" w:type="dxa"/>
+            <w:vMerge/>
+            <w:shd w:val="clear" w:color="auto" w:fill="F79646"/>
+            <w:vAlign w:val="center"/>
+          </w:tcPr>
+          <w:p>
+            <w:pPr>
+              <w:spacing w:before="120" w:after="120" w:line="276" w:lineRule="auto"/>
+              <w:rPr>
+                <w:rFonts w:ascii="Arial" w:eastAsia="Arial" w:hAnsi="Arial" w:cs="Arial"/>
+                <w:b/>
+                <w:bCs/>
+                <w:sz w:val="22"/>
+                <w:szCs w:val="22"/>
+                <w:lang w:eastAsia="en-GB"/>
+              </w:rPr>
+            </w:pPr>
+          </w:p>
+        </w:tc>
+        <w:tc>
+          <w:tcPr>
+            <w:tcW w:w="7802" w:type="dxa"/>
+            <w:vAlign w:val="center"/>
+          </w:tcPr>
+          <w:p>
+            <w:pPr>
+              <w:spacing w:line="276" w:lineRule="auto"/>
+              <w:rPr>
+                <w:rFonts w:ascii="Arial" w:eastAsia="Arial" w:hAnsi="Arial" w:cs="Arial"/>
+                <w:b/>
+                <w:bCs/>
+                <w:sz w:val="22"/>
+                <w:szCs w:val="22"/>
+                <w:lang w:eastAsia="en-GB"/>
+              </w:rPr>
+            </w:pPr>
+            <w:r>
+              <w:rPr>
+                <w:rFonts w:ascii="Arial" w:eastAsia="Arial" w:hAnsi="Arial" w:cs="Arial"/>
+                <w:b/>
+                <w:bCs/>
+                <w:sz w:val="22"/>
+                <w:szCs w:val="22"/>
+                <w:lang w:eastAsia="en-GB"/>
+              </w:rPr>
+              <w:t>A9 - Testing and Validation Support</w:t>
+            </w:r>
+            <w:r>
+              <w:rPr>
+                <w:rFonts w:ascii="Arial" w:eastAsia="Arial" w:hAnsi="Arial" w:cs="Arial"/>
+                <w:sz w:val="22"/>
+                <w:szCs w:val="22"/>
+                <w:lang w:eastAsia="en-GB"/>
+              </w:rPr>
+              <w:br/>
+              <w:t>AI may assist in generating test cases, validating outputs, or suggesting edge cases for software testing. Students are responsible for designing comprehensive test plans and interpreting test results.</w:t>
+            </w:r>
+          </w:p>
+        </w:tc>
+        <w:sdt>
+          <w:sdtPr>
+            <w:rPr>
+              <w:rFonts w:ascii="Arial" w:eastAsia="Arial" w:hAnsi="Arial" w:cs="Arial"/>
+              <w:b/>
+              <w:bCs/>
+              <w:sz w:val="28"/>
+              <w:szCs w:val="28"/>
+              <w:lang w:eastAsia="en-GB"/>
+            </w:rPr>
+            <w:id w:val="224648558"/>
+            <w14:checkbox>
+              <w14:checked w14:val="0"/>
+              <w14:checkedState w14:val="2612" w14:font="MS Gothic"/>
+              <w14:uncheckedState w14:val="2610" w14:font="MS Gothic"/>
+            </w14:checkbox>
+          </w:sdtPr>
+          <w:sdtContent>
+            <w:tc>
+              <w:tcPr>
+                <w:tcW w:w="1047" w:type="dxa"/>
+                <w:vAlign w:val="center"/>
+              </w:tcPr>
+              <w:p>
+                <w:pPr>
+                  <w:tabs>
+                    <w:tab w:val="left" w:pos="2577"/>
+                  </w:tabs>
+                  <w:spacing w:line="276" w:lineRule="auto"/>
+                  <w:jc w:val="center"/>
+                  <w:rPr>
+                    <w:rFonts w:ascii="Arial" w:eastAsia="Arial" w:hAnsi="Arial" w:cs="Arial"/>
+                    <w:b/>
+                    <w:bCs/>
+                    <w:sz w:val="28"/>
+                    <w:szCs w:val="28"/>
+                    <w:lang w:eastAsia="en-GB"/>
+                  </w:rPr>
+                </w:pPr>
+                <w:r>
+                  <w:rPr>
+                    <w:rFonts w:ascii="MS Gothic" w:eastAsia="MS Gothic" w:hAnsi="MS Gothic" w:cs="Arial" w:hint="eastAsia"/>
+                    <w:b/>
+                    <w:bCs/>
+                    <w:sz w:val="28"/>
+                    <w:szCs w:val="28"/>
+                    <w:lang w:eastAsia="en-GB"/>
+                  </w:rPr>
+                  <w:t>☐</w:t>
+                </w:r>
+              </w:p>
+            </w:tc>
+          </w:sdtContent>
+        </w:sdt>
+      </w:tr>
+      <w:tr>
+        <w:trPr>
+          <w:jc w:val="center"/>
+        </w:trPr>
+        <w:tc>
+          <w:tcPr>
+            <w:tcW w:w="1701" w:type="dxa"/>
+            <w:vMerge/>
+            <w:shd w:val="clear" w:color="auto" w:fill="F79646"/>
+            <w:vAlign w:val="center"/>
+          </w:tcPr>
+          <w:p>
+            <w:pPr>
+              <w:spacing w:before="120" w:after="120" w:line="276" w:lineRule="auto"/>
+              <w:rPr>
+                <w:rFonts w:ascii="Arial" w:eastAsia="Arial" w:hAnsi="Arial" w:cs="Arial"/>
+                <w:b/>
+                <w:bCs/>
+                <w:sz w:val="22"/>
+                <w:szCs w:val="22"/>
+                <w:lang w:eastAsia="en-GB"/>
+              </w:rPr>
+            </w:pPr>
+          </w:p>
+        </w:tc>
+        <w:tc>
+          <w:tcPr>
+            <w:tcW w:w="7802" w:type="dxa"/>
+            <w:vAlign w:val="center"/>
+          </w:tcPr>
+          <w:p>
+            <w:pPr>
+              <w:spacing w:line="276" w:lineRule="auto"/>
+              <w:rPr>
+                <w:rFonts w:ascii="Arial" w:eastAsia="Arial" w:hAnsi="Arial" w:cs="Arial"/>
+                <w:sz w:val="22"/>
+                <w:szCs w:val="22"/>
+                <w:lang w:eastAsia="en-GB"/>
+              </w:rPr>
+            </w:pPr>
+            <w:r>
+              <w:rPr>
+                <w:rFonts w:ascii="Arial" w:eastAsia="Arial" w:hAnsi="Arial" w:cs="Arial"/>
+                <w:b/>
+                <w:bCs/>
+                <w:sz w:val="22"/>
+                <w:szCs w:val="22"/>
+                <w:lang w:eastAsia="en-GB"/>
+              </w:rPr>
+              <w:t>A10 - Data Analysis and Visualization Guidance</w:t>
+            </w:r>
+            <w:r>
+              <w:rPr>
+                <w:rFonts w:ascii="Arial" w:eastAsia="Arial" w:hAnsi="Arial" w:cs="Arial"/>
+                <w:sz w:val="22"/>
+                <w:szCs w:val="22"/>
+                <w:lang w:eastAsia="en-GB"/>
+              </w:rPr>
+              <w:br/>
+              <w:t>AI tools can help suggest ways to analyse datasets or visualize results (e.g. recommending chart types or statistical methods). Students must perform the analysis themselves and understand the implications of the results.</w:t>
+            </w:r>
+          </w:p>
+        </w:tc>
+        <w:sdt>
+          <w:sdtPr>
+            <w:rPr>
+              <w:rFonts w:ascii="Arial" w:eastAsia="Arial" w:hAnsi="Arial" w:cs="Arial"/>
+              <w:b/>
+              <w:bCs/>
+              <w:kern w:val="0"/>
+              <w:sz w:val="28"/>
+              <w:szCs w:val="28"/>
+              <w:bdr w:val="nil"/>
+              <w:lang w:eastAsia="en-GB"/>
+              <w14:ligatures w14:val="none"/>
+            </w:rPr>
+            <w:id w:val="300359311"/>
+            <w14:checkbox>
+              <w14:checked w14:val="1"/>
+              <w14:checkedState w14:val="2612" w14:font="MS Gothic"/>
+              <w14:uncheckedState w14:val="2610" w14:font="MS Gothic"/>
+            </w14:checkbox>
+          </w:sdtPr>
+          <w:sdtContent>
+            <w:tc>
+              <w:tcPr>
+                <w:tcW w:w="1047" w:type="dxa"/>
+                <w:vAlign w:val="center"/>
+              </w:tcPr>
+              <w:p>
+                <w:pPr>
+                  <w:tabs>
+                    <w:tab w:val="left" w:pos="2577"/>
+                  </w:tabs>
+                  <w:spacing w:line="276" w:lineRule="auto"/>
+                  <w:jc w:val="center"/>
+                  <w:rPr>
+                    <w:rFonts w:ascii="Arial" w:eastAsia="Arial" w:hAnsi="Arial" w:cs="Arial"/>
+                    <w:b/>
+                    <w:bCs/>
+                    <w:sz w:val="28"/>
+                    <w:szCs w:val="28"/>
+                    <w:lang w:eastAsia="en-GB"/>
+                  </w:rPr>
+                </w:pPr>
+                <w:r>
+                  <w:rPr>
+                    <w:rFonts w:ascii="MS Gothic" w:eastAsia="MS Gothic" w:hAnsi="MS Gothic" w:cs="Arial" w:hint="eastAsia"/>
+                    <w:b/>
+                    <w:bCs/>
+                    <w:kern w:val="0"/>
+                    <w:sz w:val="28"/>
+                    <w:szCs w:val="28"/>
+                    <w:bdr w:val="nil"/>
+                    <w:lang w:eastAsia="en-GB"/>
+                    <w14:ligatures w14:val="none"/>
+                  </w:rPr>
+                  <w:t>☒</w:t>
+                </w:r>
+              </w:p>
+            </w:tc>
+          </w:sdtContent>
+        </w:sdt>
+      </w:tr>
+      <w:tr>
+        <w:trPr>
+          <w:trHeight w:val="1403"/>
+          <w:jc w:val="center"/>
+        </w:trPr>
+        <w:tc>
+          <w:tcPr>
+            <w:tcW w:w="1701" w:type="dxa"/>
+            <w:vMerge/>
+            <w:shd w:val="clear" w:color="auto" w:fill="F79646"/>
+            <w:vAlign w:val="center"/>
+          </w:tcPr>
+          <w:p>
+            <w:pPr>
+              <w:spacing w:before="120" w:after="120" w:line="276" w:lineRule="auto"/>
+              <w:rPr>
+                <w:rFonts w:ascii="Arial" w:eastAsia="Arial" w:hAnsi="Arial" w:cs="Arial"/>
+                <w:b/>
+                <w:bCs/>
+                <w:sz w:val="22"/>
+                <w:szCs w:val="22"/>
+                <w:lang w:eastAsia="en-GB"/>
+              </w:rPr>
+            </w:pPr>
+          </w:p>
+        </w:tc>
+        <w:tc>
+          <w:tcPr>
+            <w:tcW w:w="7802" w:type="dxa"/>
+          </w:tcPr>
+          <w:p>
+            <w:pPr>
+              <w:spacing w:line="276" w:lineRule="auto"/>
+              <w:rPr>
+                <w:rFonts w:ascii="Arial" w:eastAsia="Arial" w:hAnsi="Arial" w:cs="Arial"/>
+                <w:b/>
+                <w:bCs/>
+                <w:sz w:val="22"/>
+                <w:szCs w:val="22"/>
+                <w:lang w:eastAsia="en-GB"/>
+              </w:rPr>
+            </w:pPr>
+            <w:r>
+              <w:rPr>
+                <w:rFonts w:ascii="Arial" w:eastAsia="Arial" w:hAnsi="Arial" w:cs="Arial"/>
+                <w:b/>
+                <w:bCs/>
+                <w:sz w:val="22"/>
+                <w:szCs w:val="22"/>
+                <w:lang w:eastAsia="en-GB"/>
+              </w:rPr>
+              <w:t>A11 - Other uses not listed above</w:t>
+            </w:r>
+          </w:p>
+          <w:p>
+            <w:pPr>
+              <w:spacing w:line="276" w:lineRule="auto"/>
+              <w:rPr>
+                <w:rFonts w:ascii="Arial" w:eastAsia="Arial" w:hAnsi="Arial" w:cs="Arial"/>
+                <w:sz w:val="22"/>
+                <w:szCs w:val="22"/>
+                <w:lang w:eastAsia="en-GB"/>
+              </w:rPr>
+            </w:pPr>
+            <w:r>
+              <w:rPr>
+                <w:rFonts w:ascii="Arial" w:eastAsia="Arial" w:hAnsi="Arial" w:cs="Arial"/>
+                <w:sz w:val="22"/>
+                <w:szCs w:val="22"/>
+                <w:lang w:eastAsia="en-GB"/>
+              </w:rPr>
+              <w:t>Please specify:</w:t>
+            </w:r>
+          </w:p>
+        </w:tc>
+        <w:sdt>
+          <w:sdtPr>
+            <w:rPr>
+              <w:rFonts w:ascii="Arial" w:eastAsia="Arial" w:hAnsi="Arial" w:cs="Arial"/>
+              <w:b/>
+              <w:bCs/>
+              <w:sz w:val="28"/>
+              <w:szCs w:val="28"/>
+              <w:lang w:eastAsia="en-GB"/>
+            </w:rPr>
+            <w:id w:val="1772203861"/>
+            <w14:checkbox>
+              <w14:checked w14:val="0"/>
+              <w14:checkedState w14:val="2612" w14:font="MS Gothic"/>
+              <w14:uncheckedState w14:val="2610" w14:font="MS Gothic"/>
+            </w14:checkbox>
+          </w:sdtPr>
+          <w:sdtContent>
+            <w:tc>
+              <w:tcPr>
+                <w:tcW w:w="1047" w:type="dxa"/>
+                <w:vAlign w:val="center"/>
+              </w:tcPr>
+              <w:p>
+                <w:pPr>
+                  <w:tabs>
+                    <w:tab w:val="left" w:pos="2577"/>
+                  </w:tabs>
+                  <w:spacing w:line="276" w:lineRule="auto"/>
+                  <w:jc w:val="center"/>
+                  <w:rPr>
+                    <w:rFonts w:ascii="Arial" w:eastAsia="Arial" w:hAnsi="Arial" w:cs="Arial"/>
+                    <w:b/>
+                    <w:bCs/>
+                    <w:sz w:val="28"/>
+                    <w:szCs w:val="28"/>
+                    <w:lang w:eastAsia="en-GB"/>
+                  </w:rPr>
+                </w:pPr>
+                <w:r>
+                  <w:rPr>
+                    <w:rFonts w:ascii="MS Gothic" w:eastAsia="MS Gothic" w:hAnsi="MS Gothic" w:cs="Arial" w:hint="eastAsia"/>
+                    <w:b/>
+                    <w:bCs/>
+                    <w:sz w:val="28"/>
+                    <w:szCs w:val="28"/>
+                    <w:lang w:eastAsia="en-GB"/>
+                  </w:rPr>
+                  <w:t>☐</w:t>
+                </w:r>
+              </w:p>
+            </w:tc>
+          </w:sdtContent>
+        </w:sdt>
+      </w:tr>
+      <w:tr>
+        <w:trPr>
+          <w:trHeight w:val="2321"/>
+          <w:jc w:val="center"/>
+        </w:trPr>
+        <w:tc>
+          <w:tcPr>
+            <w:tcW w:w="1701" w:type="dxa"/>
+            <w:shd w:val="clear" w:color="auto" w:fill="9BBB59"/>
+            <w:vAlign w:val="center"/>
+          </w:tcPr>
+          <w:p>
+            <w:pPr>
+              <w:spacing w:before="120" w:after="120" w:line="276" w:lineRule="auto"/>
+              <w:rPr>
+                <w:rFonts w:ascii="Arial" w:eastAsia="Arial" w:hAnsi="Arial" w:cs="Arial"/>
+                <w:b/>
+                <w:bCs/>
+                <w:sz w:val="22"/>
+                <w:szCs w:val="22"/>
+                <w:lang w:eastAsia="en-GB"/>
+              </w:rPr>
+            </w:pPr>
+            <w:r>
+              <w:rPr>
+                <w:rFonts w:ascii="Arial" w:eastAsia="Arial" w:hAnsi="Arial" w:cs="Arial"/>
+                <w:b/>
+                <w:bCs/>
+                <w:sz w:val="22"/>
+                <w:szCs w:val="22"/>
+                <w:lang w:eastAsia="en-GB"/>
+              </w:rPr>
+              <w:t>Partnered Work</w:t>
+            </w:r>
+          </w:p>
+        </w:tc>
+        <w:tc>
+          <w:tcPr>
+            <w:tcW w:w="7802" w:type="dxa"/>
+          </w:tcPr>
+          <w:p>
+            <w:pPr>
+              <w:spacing w:before="120" w:after="120" w:line="276" w:lineRule="auto"/>
+              <w:rPr>
+                <w:rFonts w:ascii="Arial" w:eastAsia="Arial" w:hAnsi="Arial" w:cs="Arial"/>
+                <w:sz w:val="22"/>
+                <w:szCs w:val="22"/>
+                <w:lang w:eastAsia="en-GB"/>
+              </w:rPr>
+            </w:pPr>
+            <w:r>
+              <w:rPr>
+                <w:rFonts w:ascii="Arial" w:eastAsia="Arial" w:hAnsi="Arial" w:cs="Arial"/>
+                <w:b/>
+                <w:bCs/>
+                <w:sz w:val="22"/>
+                <w:szCs w:val="22"/>
+                <w:lang w:eastAsia="en-GB"/>
+              </w:rPr>
+              <w:t>P1 - Generative AI tool usage has been used integrally for this assessment</w:t>
+            </w:r>
+          </w:p>
+          <w:p>
+            <w:pPr>
+              <w:spacing w:before="120" w:after="120" w:line="276" w:lineRule="auto"/>
+              <w:rPr>
+                <w:rFonts w:ascii="Arial" w:eastAsia="Arial" w:hAnsi="Arial" w:cs="Arial"/>
+                <w:sz w:val="22"/>
+                <w:szCs w:val="22"/>
+                <w:lang w:eastAsia="en-GB"/>
+              </w:rPr>
+            </w:pPr>
+            <w:r>
+              <w:rPr>
+                <w:rFonts w:ascii="Arial" w:eastAsia="Arial" w:hAnsi="Arial" w:cs="Arial"/>
+                <w:sz w:val="22"/>
+                <w:szCs w:val="22"/>
+                <w:lang w:eastAsia="en-GB"/>
+              </w:rPr>
+              <w:t>Students can adopt approaches that are compliant with instructions in the assessment brief.</w:t>
+            </w:r>
+          </w:p>
+          <w:p>
+            <w:pPr>
+              <w:spacing w:before="120" w:after="120" w:line="276" w:lineRule="auto"/>
+              <w:rPr>
+                <w:rFonts w:ascii="Arial" w:eastAsia="Arial" w:hAnsi="Arial" w:cs="Arial"/>
+                <w:sz w:val="22"/>
+                <w:szCs w:val="22"/>
+                <w:lang w:eastAsia="en-GB"/>
+              </w:rPr>
+            </w:pPr>
+            <w:r>
+              <w:rPr>
+                <w:rFonts w:ascii="Arial" w:eastAsia="Arial" w:hAnsi="Arial" w:cs="Arial"/>
+                <w:sz w:val="22"/>
+                <w:szCs w:val="22"/>
+                <w:lang w:eastAsia="en-GB"/>
+              </w:rPr>
+              <w:t>Please Specify:</w:t>
+            </w:r>
+          </w:p>
+        </w:tc>
+        <w:sdt>
+          <w:sdtPr>
+            <w:rPr>
+              <w:rFonts w:ascii="Arial" w:eastAsia="Arial" w:hAnsi="Arial" w:cs="Arial"/>
+              <w:b/>
+              <w:bCs/>
+              <w:sz w:val="28"/>
+              <w:szCs w:val="28"/>
+              <w:lang w:eastAsia="en-GB"/>
+            </w:rPr>
+            <w:id w:val="847066172"/>
+            <w14:checkbox>
+              <w14:checked w14:val="0"/>
+              <w14:checkedState w14:val="2612" w14:font="MS Gothic"/>
+              <w14:uncheckedState w14:val="2610" w14:font="MS Gothic"/>
+            </w14:checkbox>
+          </w:sdtPr>
+          <w:sdtContent>
+            <w:tc>
+              <w:tcPr>
+                <w:tcW w:w="1047" w:type="dxa"/>
+                <w:vAlign w:val="center"/>
+              </w:tcPr>
+              <w:p>
+                <w:pPr>
+                  <w:tabs>
+                    <w:tab w:val="left" w:pos="2577"/>
+                  </w:tabs>
+                  <w:spacing w:before="120" w:after="120" w:line="276" w:lineRule="auto"/>
+                  <w:jc w:val="center"/>
+                  <w:rPr>
+                    <w:rFonts w:ascii="Arial" w:eastAsia="Arial" w:hAnsi="Arial" w:cs="Arial"/>
+                    <w:b/>
+                    <w:bCs/>
+                    <w:sz w:val="28"/>
+                    <w:szCs w:val="28"/>
+                    <w:lang w:eastAsia="en-GB"/>
+                  </w:rPr>
+                </w:pPr>
+                <w:r>
+                  <w:rPr>
+                    <w:rFonts w:ascii="MS Gothic" w:eastAsia="MS Gothic" w:hAnsi="MS Gothic" w:cs="Arial" w:hint="eastAsia"/>
+                    <w:b/>
+                    <w:bCs/>
+                    <w:sz w:val="28"/>
+                    <w:szCs w:val="28"/>
+                    <w:lang w:eastAsia="en-GB"/>
+                  </w:rPr>
+                  <w:t>☐</w:t>
+                </w:r>
+              </w:p>
+            </w:tc>
+          </w:sdtContent>
+        </w:sdt>
+      </w:tr>
+    </w:tbl>
+    <w:p>
+      <w:pPr>
+        <w:rPr>
+          <w:rFonts w:ascii="Calibri" w:hAnsi="Calibri" w:cs="Calibri"/>
+          <w:b/>
+          <w:bCs/>
+        </w:rPr>
+      </w:pPr>
+    </w:p>
+    <w:tbl>
+      <w:tblPr>
+        <w:tblStyle w:val="af3"/>
+        <w:tblW w:w="10632" w:type="dxa"/>
+        <w:tblInd w:w="-856" w:type="dxa"/>
+        <w:tblLook w:val="04A0" w:firstRow="1" w:lastRow="0" w:firstColumn="1" w:lastColumn="0" w:noHBand="0" w:noVBand="1"/>
+      </w:tblPr>
+      <w:tblGrid>
+        <w:gridCol w:w="10632"/>
+      </w:tblGrid>
+      <w:tr>
+        <w:trPr>
+          <w:trHeight w:val="1902"/>
+        </w:trPr>
+        <w:tc>
+          <w:tcPr>
+            <w:tcW w:w="10632" w:type="dxa"/>
+          </w:tcPr>
+          <w:p>
+            <w:pPr>
+              <w:ind w:firstLine="28"/>
+              <w:rPr>
+                <w:rFonts w:ascii="Calibri" w:hAnsi="Calibri" w:cs="Calibri"/>
+                <w:b/>
+                <w:bCs/>
+                <w:sz w:val="22"/>
+                <w:szCs w:val="22"/>
+              </w:rPr>
+            </w:pPr>
+            <w:r>
+              <w:rPr>
+                <w:rFonts w:ascii="Calibri" w:hAnsi="Calibri" w:cs="Calibri"/>
+                <w:b/>
+                <w:bCs/>
+                <w:sz w:val="22"/>
+                <w:szCs w:val="22"/>
+              </w:rPr>
+              <w:t>Please provide details of AI usage and which elements of the coursework this relates to:</w:t>
+            </w:r>
+          </w:p>
+          <w:p>
+            <w:pPr>
+              <w:ind w:firstLine="28"/>
+              <w:rPr>
+                <w:rFonts w:ascii="Calibri" w:hAnsi="Calibri" w:cs="Calibri"/>
+              </w:rPr>
+            </w:pPr>
+            <w:r>
+              <w:rPr>
+                <w:rFonts w:ascii="Calibri" w:hAnsi="Calibri" w:cs="Calibri" w:hint="eastAsia"/>
+                <w:lang w:eastAsia="zh-TW"/>
+              </w:rPr>
+              <w:t xml:space="preserve">Generative </w:t>
+            </w:r>
+            <w:r>
+              <w:rPr>
+                <w:rFonts w:ascii="Calibri" w:hAnsi="Calibri" w:cs="Calibri" w:hint="eastAsia"/>
+                <w:lang w:eastAsia="zh-TW"/>
+              </w:rPr>
+              <w:t>AI</w:t>
+            </w:r>
+            <w:r>
+              <w:rPr>
+                <w:rFonts w:ascii="Calibri" w:hAnsi="Calibri" w:cs="Calibri"/>
+              </w:rPr>
+              <w:t xml:space="preserve"> was used during this project in an assistive capacity. Specific uses </w:t>
+            </w:r>
+            <w:proofErr w:type="gramStart"/>
+            <w:r>
+              <w:rPr>
+                <w:rFonts w:ascii="Calibri" w:hAnsi="Calibri" w:cs="Calibri"/>
+              </w:rPr>
+              <w:t>include:</w:t>
+            </w:r>
+            <w:proofErr w:type="gramEnd"/>
+            <w:r>
+              <w:rPr>
+                <w:rFonts w:ascii="Calibri" w:hAnsi="Calibri" w:cs="Calibri"/>
+              </w:rPr>
+              <w:t xml:space="preserve"> discussion of project scope and annotation framework design (A1); structuring the final report and literature review (A2); locating </w:t>
+            </w:r>
+            <w:r>
+              <w:rPr>
+                <w:rFonts w:ascii="Calibri" w:hAnsi="Calibri" w:cs="Calibri" w:hint="eastAsia"/>
+                <w:lang w:eastAsia="zh-TW"/>
+              </w:rPr>
+              <w:t>r</w:t>
+            </w:r>
+            <w:r>
+              <w:rPr>
+                <w:rFonts w:ascii="Calibri" w:hAnsi="Calibri" w:cs="Calibri"/>
+              </w:rPr>
+              <w:t xml:space="preserve">elevant academic papers (A4); refining written English in the report (A5); interpreting error messages and discussing debugging strategies during model development (A8); and discussing evaluation metric selection and result interpretation (A10). All final decisions, code implementation, annotation, model training, and written content reflect the student's own work and </w:t>
+            </w:r>
+            <w:r>
+              <w:rPr>
+                <w:rFonts w:ascii="Calibri" w:hAnsi="Calibri" w:cs="Calibri"/>
+              </w:rPr>
+              <w:t>judgment</w:t>
+            </w:r>
+            <w:r>
+              <w:rPr>
+                <w:rFonts w:ascii="Calibri" w:hAnsi="Calibri" w:cs="Calibri"/>
+              </w:rPr>
+              <w:t>.</w:t>
+            </w:r>
+          </w:p>
+        </w:tc>
+      </w:tr>
+    </w:tbl>
+    <w:p>
+      <w:pPr>
+        <w:rPr>
+          <w:rFonts w:ascii="Calibri" w:hAnsi="Calibri" w:cs="Calibri"/>
+        </w:rPr>
+      </w:pPr>
+    </w:p>
+    <w:tbl>
+      <w:tblPr>
+        <w:tblStyle w:val="af3"/>
+        <w:tblW w:w="10632" w:type="dxa"/>
+        <w:tblInd w:w="-856" w:type="dxa"/>
+        <w:tblLook w:val="04A0" w:firstRow="1" w:lastRow="0" w:firstColumn="1" w:lastColumn="0" w:noHBand="0" w:noVBand="1"/>
+      </w:tblPr>
+      <w:tblGrid>
+        <w:gridCol w:w="9640"/>
+        <w:gridCol w:w="992"/>
+      </w:tblGrid>
+      <w:tr>
+        <w:tc>
+          <w:tcPr>
+            <w:tcW w:w="9640" w:type="dxa"/>
+          </w:tcPr>
+          <w:p>
+            <w:pPr>
+              <w:rPr>
+                <w:rFonts w:ascii="Calibri" w:hAnsi="Calibri" w:cs="Calibri"/>
+                <w:sz w:val="22"/>
+                <w:szCs w:val="22"/>
+              </w:rPr>
+            </w:pPr>
+            <w:r>
+              <w:rPr>
+                <w:rFonts w:ascii="Calibri" w:hAnsi="Calibri" w:cs="Calibri"/>
+                <w:sz w:val="22"/>
+                <w:szCs w:val="22"/>
+              </w:rPr>
+              <w:t>I understand that the ownership and responsibility for the academic integrity of this submitted assessment falls with me, the student.</w:t>
+            </w:r>
+          </w:p>
+        </w:tc>
+        <w:sdt>
+          <w:sdtPr>
+            <w:rPr>
+              <w:rFonts w:ascii="Arial" w:eastAsia="Arial" w:hAnsi="Arial" w:cs="Arial"/>
+              <w:b/>
+              <w:bCs/>
+              <w:kern w:val="0"/>
+              <w:sz w:val="28"/>
+              <w:szCs w:val="28"/>
+              <w:bdr w:val="nil"/>
+              <w:lang w:eastAsia="en-GB"/>
+              <w14:ligatures w14:val="none"/>
+            </w:rPr>
+            <w:id w:val="-744413437"/>
+            <w14:checkbox>
+              <w14:checked w14:val="1"/>
+              <w14:checkedState w14:val="2612" w14:font="MS Gothic"/>
+              <w14:uncheckedState w14:val="2610" w14:font="MS Gothic"/>
+            </w14:checkbox>
+          </w:sdtPr>
+          <w:sdtContent>
+            <w:tc>
+              <w:tcPr>
+                <w:tcW w:w="992" w:type="dxa"/>
+                <w:vAlign w:val="center"/>
+              </w:tcPr>
+              <w:p>
+                <w:pPr>
+                  <w:jc w:val="center"/>
+                  <w:rPr>
+                    <w:rFonts w:ascii="Calibri" w:hAnsi="Calibri" w:cs="Calibri"/>
+                    <w:sz w:val="22"/>
+                    <w:szCs w:val="22"/>
+                  </w:rPr>
+                </w:pPr>
+                <w:r>
+                  <w:rPr>
+                    <w:rFonts w:ascii="MS Gothic" w:eastAsia="MS Gothic" w:hAnsi="MS Gothic" w:cs="Arial" w:hint="eastAsia"/>
+                    <w:b/>
+                    <w:bCs/>
+                    <w:kern w:val="0"/>
+                    <w:sz w:val="28"/>
+                    <w:szCs w:val="28"/>
+                    <w:bdr w:val="nil"/>
+                    <w:lang w:eastAsia="en-GB"/>
+                    <w14:ligatures w14:val="none"/>
+                  </w:rPr>
+                  <w:t>☒</w:t>
+                </w:r>
+              </w:p>
+            </w:tc>
+          </w:sdtContent>
+        </w:sdt>
+      </w:tr>
+      <w:tr>
+        <w:tc>
+          <w:tcPr>
+            <w:tcW w:w="9640" w:type="dxa"/>
+          </w:tcPr>
+          <w:p>
+            <w:pPr>
+              <w:rPr>
+                <w:rFonts w:ascii="Calibri" w:hAnsi="Calibri" w:cs="Calibri"/>
+                <w:sz w:val="22"/>
+                <w:szCs w:val="22"/>
+              </w:rPr>
+            </w:pPr>
+            <w:r>
+              <w:rPr>
+                <w:rFonts w:ascii="Calibri" w:hAnsi="Calibri" w:cs="Calibri"/>
+                <w:sz w:val="22"/>
+                <w:szCs w:val="22"/>
+              </w:rPr>
+              <w:t>I confirm that all details provide above are an accurate description of how AI was used for this assessment</w:t>
+            </w:r>
+            <w:r>
+              <w:rPr>
+                <w:rFonts w:ascii="Calibri" w:hAnsi="Calibri" w:cs="Calibri"/>
+                <w:sz w:val="22"/>
+                <w:szCs w:val="22"/>
+              </w:rPr>
+              <w:t>.</w:t>
+            </w:r>
+          </w:p>
+        </w:tc>
+        <w:sdt>
+          <w:sdtPr>
+            <w:rPr>
+              <w:rFonts w:ascii="Arial" w:eastAsia="Arial" w:hAnsi="Arial" w:cs="Arial"/>
+              <w:b/>
+              <w:bCs/>
+              <w:kern w:val="0"/>
+              <w:sz w:val="28"/>
+              <w:szCs w:val="28"/>
+              <w:bdr w:val="nil"/>
+              <w:lang w:eastAsia="en-GB"/>
+              <w14:ligatures w14:val="none"/>
+            </w:rPr>
+            <w:id w:val="1627427025"/>
+            <w14:checkbox>
+              <w14:checked w14:val="1"/>
+              <w14:checkedState w14:val="2612" w14:font="MS Gothic"/>
+              <w14:uncheckedState w14:val="2610" w14:font="MS Gothic"/>
+            </w14:checkbox>
+          </w:sdtPr>
+          <w:sdtContent>
+            <w:tc>
+              <w:tcPr>
+                <w:tcW w:w="992" w:type="dxa"/>
+                <w:vAlign w:val="center"/>
+              </w:tcPr>
+              <w:p>
+                <w:pPr>
+                  <w:jc w:val="center"/>
+                  <w:rPr>
+                    <w:rFonts w:ascii="Calibri" w:hAnsi="Calibri" w:cs="Calibri"/>
+                    <w:sz w:val="22"/>
+                    <w:szCs w:val="22"/>
+                  </w:rPr>
+                </w:pPr>
+                <w:r>
+                  <w:rPr>
+                    <w:rFonts w:ascii="MS Gothic" w:eastAsia="MS Gothic" w:hAnsi="MS Gothic" w:cs="Arial" w:hint="eastAsia"/>
+                    <w:b/>
+                    <w:bCs/>
+                    <w:kern w:val="0"/>
+                    <w:sz w:val="28"/>
+                    <w:szCs w:val="28"/>
+                    <w:bdr w:val="nil"/>
+                    <w:lang w:eastAsia="en-GB"/>
+                    <w14:ligatures w14:val="none"/>
+                  </w:rPr>
+                  <w:t>☒</w:t>
+                </w:r>
+              </w:p>
+            </w:tc>
+          </w:sdtContent>
+        </w:sdt>
+      </w:tr>
+    </w:tbl>
+    <w:p>
+      <w:pPr>
+        <w:spacing w:line="360" w:lineRule="auto"/>
+      </w:pPr>
     </w:p>
     <w:p>
       <w:pPr>
